--- a/Assignment8.docx
+++ b/Assignment8.docx
@@ -1,6 +1,6 @@
 
 <file path=word/document.xml><?xml version="1.0" encoding="utf-8"?>
-<w:document xmlns:wpc="http://schemas.microsoft.com/office/word/2010/wordprocessingCanvas" xmlns:cx="http://schemas.microsoft.com/office/drawing/2014/chartex" xmlns:cx1="http://schemas.microsoft.com/office/drawing/2015/9/8/chartex" xmlns:cx2="http://schemas.microsoft.com/office/drawing/2015/10/21/chartex" xmlns:cx3="http://schemas.microsoft.com/office/drawing/2016/5/9/chartex" xmlns:cx4="http://schemas.microsoft.com/office/drawing/2016/5/10/chartex" xmlns:cx5="http://schemas.microsoft.com/office/drawing/2016/5/11/chartex" xmlns:cx6="http://schemas.microsoft.com/office/drawing/2016/5/12/chartex" xmlns:cx7="http://schemas.microsoft.com/office/drawing/2016/5/13/chartex" xmlns:cx8="http://schemas.microsoft.com/office/drawing/2016/5/14/chartex" xmlns:mc="http://schemas.openxmlformats.org/markup-compatibility/2006" xmlns:aink="http://schemas.microsoft.com/office/drawing/2016/ink" xmlns:am3d="http://schemas.microsoft.com/office/drawing/2017/model3d" xmlns:o="urn:schemas-microsoft-com:office:office" xmlns:oel="http://schemas.microsoft.com/office/2019/extlst" xmlns:r="http://schemas.openxmlformats.org/officeDocument/2006/relationships" xmlns:m="http://schemas.openxmlformats.org/officeDocument/2006/math" xmlns:v="urn:schemas-microsoft-com:vml" xmlns:wp14="http://schemas.microsoft.com/office/word/2010/wordprocessingDrawing" xmlns:wp="http://schemas.openxmlformats.org/drawingml/2006/wordprocessingDrawing" xmlns:w10="urn:schemas-microsoft-com:office:word" xmlns:w="http://schemas.openxmlformats.org/wordprocessingml/2006/main" xmlns:w14="http://schemas.microsoft.com/office/word/2010/wordml" xmlns:w15="http://schemas.microsoft.com/office/word/2012/wordml" xmlns:w16cex="http://schemas.microsoft.com/office/word/2018/wordml/cex" xmlns:w16cid="http://schemas.microsoft.com/office/word/2016/wordml/cid" xmlns:w16="http://schemas.microsoft.com/office/word/2018/wordml" xmlns:w16du="http://schemas.microsoft.com/office/word/2023/wordml/word16du" xmlns:w16sdtdh="http://schemas.microsoft.com/office/word/2020/wordml/sdtdatahash" xmlns:w16sdtfl="http://schemas.microsoft.com/office/word/2024/wordml/sdtformatlock" xmlns:w16se="http://schemas.microsoft.com/office/word/2015/wordml/symex" xmlns:wpg="http://schemas.microsoft.com/office/word/2010/wordprocessingGroup" xmlns:wpi="http://schemas.microsoft.com/office/word/2010/wordprocessingInk" xmlns:wne="http://schemas.microsoft.com/office/word/2006/wordml" xmlns:wps="http://schemas.microsoft.com/office/word/2010/wordprocessingShape" mc:Ignorable="w14 w15 w16se w16cid w16 w16cex w16sdtdh w16sdtfl w16du wp14">
+<w:document xmlns:wpc="http://schemas.microsoft.com/office/word/2010/wordprocessingCanvas" xmlns:cx="http://schemas.microsoft.com/office/drawing/2014/chartex" xmlns:cx1="http://schemas.microsoft.com/office/drawing/2015/9/8/chartex" xmlns:mc="http://schemas.openxmlformats.org/markup-compatibility/2006" xmlns:o="urn:schemas-microsoft-com:office:office" xmlns:r="http://schemas.openxmlformats.org/officeDocument/2006/relationships" xmlns:m="http://schemas.openxmlformats.org/officeDocument/2006/math" xmlns:v="urn:schemas-microsoft-com:vml" xmlns:wp14="http://schemas.microsoft.com/office/word/2010/wordprocessingDrawing" xmlns:wp="http://schemas.openxmlformats.org/drawingml/2006/wordprocessingDrawing" xmlns:w10="urn:schemas-microsoft-com:office:word" xmlns:w="http://schemas.openxmlformats.org/wordprocessingml/2006/main" xmlns:w14="http://schemas.microsoft.com/office/word/2010/wordml" xmlns:w15="http://schemas.microsoft.com/office/word/2012/wordml" xmlns:w16se="http://schemas.microsoft.com/office/word/2015/wordml/symex" xmlns:wpg="http://schemas.microsoft.com/office/word/2010/wordprocessingGroup" xmlns:wpi="http://schemas.microsoft.com/office/word/2010/wordprocessingInk" xmlns:wne="http://schemas.microsoft.com/office/word/2006/wordml" xmlns:wps="http://schemas.microsoft.com/office/word/2010/wordprocessingShape" mc:Ignorable="w14 w15 w16se wp14">
   <w:body>
     <w:p>
       <w:pPr>
@@ -299,7 +299,15 @@
                 <w:b/>
                 <w:bCs/>
               </w:rPr>
-              <w:t>Session: 2025-2029</w:t>
+              <w:t xml:space="preserve">Session: </w:t>
+            </w:r>
+            <w:r>
+              <w:rPr>
+                <w:rFonts w:ascii="Times" w:eastAsia="Times" w:hAnsi="Times" w:cs="Times"/>
+                <w:b/>
+                <w:bCs/>
+              </w:rPr>
+              <w:t>2025-2029</w:t>
             </w:r>
           </w:p>
         </w:tc>
@@ -684,6 +692,15 @@
                 <w:szCs w:val="20"/>
               </w:rPr>
             </w:pPr>
+            <w:r>
+              <w:rPr>
+                <w:rFonts w:ascii="Times" w:eastAsia="Times" w:hAnsi="Times" w:cs="Times"/>
+                <w:color w:val="000000"/>
+                <w:sz w:val="20"/>
+                <w:szCs w:val="20"/>
+              </w:rPr>
+              <w:t>Muhammad</w:t>
+            </w:r>
           </w:p>
         </w:tc>
         <w:tc>
@@ -708,6 +725,17 @@
                 <w:szCs w:val="20"/>
               </w:rPr>
             </w:pPr>
+            <w:r>
+              <w:rPr>
+                <w:rFonts w:ascii="Times" w:eastAsia="Times" w:hAnsi="Times" w:cs="Times"/>
+                <w:color w:val="000000"/>
+                <w:sz w:val="20"/>
+                <w:szCs w:val="20"/>
+              </w:rPr>
+              <w:t>BSSE25002</w:t>
+            </w:r>
+            <w:bookmarkStart w:id="5" w:name="_GoBack"/>
+            <w:bookmarkEnd w:id="5"/>
           </w:p>
         </w:tc>
         <w:tc>
@@ -1082,8 +1110,8 @@
           <w:szCs w:val="26"/>
         </w:rPr>
       </w:pPr>
-      <w:bookmarkStart w:id="5" w:name="_heading=h.3dy6vkm" w:colFirst="0" w:colLast="0"/>
-      <w:bookmarkEnd w:id="5"/>
+      <w:bookmarkStart w:id="6" w:name="_heading=h.3dy6vkm" w:colFirst="0" w:colLast="0"/>
+      <w:bookmarkEnd w:id="6"/>
       <w:r>
         <w:rPr>
           <w:rFonts w:ascii="Times" w:eastAsia="Times" w:hAnsi="Times" w:cs="Times"/>
@@ -1118,7 +1146,13 @@
         <w:rPr>
           <w:rFonts w:ascii="Times" w:eastAsia="Times" w:hAnsi="Times" w:cs="Times"/>
         </w:rPr>
-        <w:t>Students are required to perform this assignment individually. Copying from other fellows is strictly prohibited. All assignments will be checked for plagiarism.</w:t>
+        <w:t xml:space="preserve">Students are </w:t>
+      </w:r>
+      <w:r>
+        <w:rPr>
+          <w:rFonts w:ascii="Times" w:eastAsia="Times" w:hAnsi="Times" w:cs="Times"/>
+        </w:rPr>
+        <w:t>required to perform this assignment individually. Copying from other fellows is strictly prohibited. All assignments will be checked for plagiarism.</w:t>
       </w:r>
     </w:p>
     <w:p>
@@ -1157,8 +1191,8 @@
           <w:color w:val="24292E"/>
         </w:rPr>
       </w:pPr>
-      <w:bookmarkStart w:id="6" w:name="_heading=h.4d34og8" w:colFirst="0" w:colLast="0"/>
-      <w:bookmarkEnd w:id="6"/>
+      <w:bookmarkStart w:id="7" w:name="_heading=h.4d34og8" w:colFirst="0" w:colLast="0"/>
+      <w:bookmarkEnd w:id="7"/>
       <w:r>
         <w:rPr>
           <w:rFonts w:ascii="Times" w:eastAsia="Times" w:hAnsi="Times" w:cs="Times"/>
@@ -1173,7 +1207,14 @@
           <w:rFonts w:ascii="Times" w:eastAsia="Times" w:hAnsi="Times" w:cs="Times"/>
           <w:color w:val="24292E"/>
         </w:rPr>
-        <w:t xml:space="preserve"> Accept the assignment from the link posted in Google Groups and after accepting clone the repository to your computer for this ensure you have logged into </w:t>
+        <w:t xml:space="preserve"> Accep</w:t>
+      </w:r>
+      <w:r>
+        <w:rPr>
+          <w:rFonts w:ascii="Times" w:eastAsia="Times" w:hAnsi="Times" w:cs="Times"/>
+          <w:color w:val="24292E"/>
+        </w:rPr>
+        <w:t xml:space="preserve">t the assignment from the link posted in Google Groups and after accepting clone the repository to your computer for this ensure you have logged into </w:t>
       </w:r>
       <w:proofErr w:type="spellStart"/>
       <w:r>
@@ -1216,7 +1257,14 @@
           <w:rFonts w:ascii="Times" w:eastAsia="Times" w:hAnsi="Times" w:cs="Times"/>
           <w:color w:val="24292E"/>
         </w:rPr>
-        <w:t xml:space="preserve">Solve the given problems written after task instructions, write code through IDE like </w:t>
+        <w:t>Solve the given problems written after task instructions, write code</w:t>
+      </w:r>
+      <w:r>
+        <w:rPr>
+          <w:rFonts w:ascii="Times" w:eastAsia="Times" w:hAnsi="Times" w:cs="Times"/>
+          <w:color w:val="24292E"/>
+        </w:rPr>
+        <w:t xml:space="preserve"> through IDE like </w:t>
       </w:r>
       <w:proofErr w:type="spellStart"/>
       <w:r>
@@ -1309,8 +1357,8 @@
           <w:szCs w:val="26"/>
         </w:rPr>
       </w:pPr>
-      <w:bookmarkStart w:id="7" w:name="_heading=h.rpr38uwy802u" w:colFirst="0" w:colLast="0"/>
-      <w:bookmarkEnd w:id="7"/>
+      <w:bookmarkStart w:id="8" w:name="_heading=h.rpr38uwy802u" w:colFirst="0" w:colLast="0"/>
+      <w:bookmarkEnd w:id="8"/>
       <w:r>
         <w:rPr>
           <w:rFonts w:ascii="Times" w:eastAsia="Times" w:hAnsi="Times" w:cs="Times"/>
@@ -1339,7 +1387,15 @@
           <w:sz w:val="22"/>
           <w:szCs w:val="22"/>
         </w:rPr>
-        <w:t xml:space="preserve">This assignment focuses on building a Smart University Management System in C++ using advanced OOP concepts. The system simulates an academic environment managing students, staff, and teaching assistants. It covers foundational concepts such as encapsulation, composition, aggregation, and association, while heavily emphasizing </w:t>
+        <w:t>This assignment focuses on building a Smart University Management System in C++ using advanced OOP concepts. The system simulates an academic environment managing students, staff, and teaching assistants. It covers foundational concepts such as encapsulati</w:t>
+      </w:r>
+      <w:r>
+        <w:rPr>
+          <w:rFonts w:ascii="Times" w:eastAsia="Times" w:hAnsi="Times" w:cs="Times"/>
+          <w:sz w:val="22"/>
+          <w:szCs w:val="22"/>
+        </w:rPr>
+        <w:t xml:space="preserve">on, composition, aggregation, and association, while heavily emphasizing </w:t>
       </w:r>
       <w:r>
         <w:rPr>
@@ -1440,7 +1496,13 @@
         <w:rPr>
           <w:rFonts w:ascii="Times" w:eastAsia="Times" w:hAnsi="Times" w:cs="Times"/>
         </w:rPr>
-        <w:t>This assignment is based on complex Object Oriented class relationships. The goal is to design a robust and scalable architecture where objects interact securely. A key focus is placed on the Diamond Problem, a multiple inheritance scenario where a class inherits from two classes that both inherit from the same base class. Students will resolve this using virtual inheritance and utilize abstract classes and virtual functions to achieve run time polymorphism.</w:t>
+        <w:t>This assignment is based on complex Object Oriented class relationships. The goal is to design a robust and scalable architecture where objects interact securely. A key focus is placed on the Diamond Problem, a multiple inheritanc</w:t>
+      </w:r>
+      <w:r>
+        <w:rPr>
+          <w:rFonts w:ascii="Times" w:eastAsia="Times" w:hAnsi="Times" w:cs="Times"/>
+        </w:rPr>
+        <w:t>e scenario where a class inherits from two classes that both inherit from the same base class. Students will resolve this using virtual inheritance and utilize abstract classes and virtual functions to achieve run time polymorphism.</w:t>
       </w:r>
     </w:p>
     <w:p>
@@ -1490,7 +1552,13 @@
         <w:rPr>
           <w:rFonts w:ascii="Times" w:eastAsia="Times" w:hAnsi="Times" w:cs="Times"/>
         </w:rPr>
-        <w:t xml:space="preserve">A university operates a centralized digital system to manage its academic and administrative members. </w:t>
+        <w:t>A university</w:t>
+      </w:r>
+      <w:r>
+        <w:rPr>
+          <w:rFonts w:ascii="Times" w:eastAsia="Times" w:hAnsi="Times" w:cs="Times"/>
+        </w:rPr>
+        <w:t xml:space="preserve"> operates a centralized digital system to manage its academic and administrative members. </w:t>
       </w:r>
       <w:r>
         <w:rPr>
@@ -1526,7 +1594,13 @@
         <w:rPr>
           <w:rFonts w:ascii="Times" w:eastAsia="Times" w:hAnsi="Times" w:cs="Times"/>
         </w:rPr>
-        <w:t>However, the university also employs Teaching Assistants (TAs). A TA acts as both a Student and a Staff member, creating a multiple inheritance scenario. The system manages these individuals, issues access cards, tracks tutoring sessions between TAs and Students, and processes grading.</w:t>
+        <w:t>However, the university also employs Teaching As</w:t>
+      </w:r>
+      <w:r>
+        <w:rPr>
+          <w:rFonts w:ascii="Times" w:eastAsia="Times" w:hAnsi="Times" w:cs="Times"/>
+        </w:rPr>
+        <w:t>sistants (TAs). A TA acts as both a Student and a Staff member, creating a multiple inheritance scenario. The system manages these individuals, issues access cards, tracks tutoring sessions between TAs and Students, and processes grading.</w:t>
       </w:r>
     </w:p>
     <w:p>
@@ -1556,7 +1630,17 @@
           <w:sz w:val="26"/>
           <w:szCs w:val="26"/>
         </w:rPr>
-        <w:t xml:space="preserve">Question 1: Design and implement the following classes </w:t>
+        <w:t>Question 1: Desi</w:t>
+      </w:r>
+      <w:r>
+        <w:rPr>
+          <w:rFonts w:ascii="Times" w:eastAsia="Times" w:hAnsi="Times" w:cs="Times"/>
+          <w:b/>
+          <w:bCs/>
+          <w:sz w:val="26"/>
+          <w:szCs w:val="26"/>
+        </w:rPr>
+        <w:t xml:space="preserve">gn and implement the following classes </w:t>
       </w:r>
     </w:p>
     <w:p>
@@ -1616,8 +1700,8 @@
                 <w:szCs w:val="26"/>
               </w:rPr>
             </w:pPr>
-            <w:bookmarkStart w:id="8" w:name="_heading=h.3uu8yto7una3" w:colFirst="0" w:colLast="0"/>
-            <w:bookmarkEnd w:id="8"/>
+            <w:bookmarkStart w:id="9" w:name="_heading=h.3uu8yto7una3" w:colFirst="0" w:colLast="0"/>
+            <w:bookmarkEnd w:id="9"/>
             <w:proofErr w:type="spellStart"/>
             <w:r>
               <w:rPr>
@@ -1695,12 +1779,21 @@
                 <w:rFonts w:ascii="Times" w:eastAsia="Times" w:hAnsi="Times" w:cs="Times"/>
               </w:rPr>
             </w:pPr>
-            <w:r>
-              <w:rPr>
-                <w:rFonts w:ascii="Times" w:eastAsia="Times" w:hAnsi="Times" w:cs="Times"/>
-                <w:color w:val="188038"/>
-              </w:rPr>
-              <w:t xml:space="preserve">int </w:t>
+            <w:proofErr w:type="spellStart"/>
+            <w:r>
+              <w:rPr>
+                <w:rFonts w:ascii="Times" w:eastAsia="Times" w:hAnsi="Times" w:cs="Times"/>
+                <w:color w:val="188038"/>
+              </w:rPr>
+              <w:t>int</w:t>
+            </w:r>
+            <w:proofErr w:type="spellEnd"/>
+            <w:r>
+              <w:rPr>
+                <w:rFonts w:ascii="Times" w:eastAsia="Times" w:hAnsi="Times" w:cs="Times"/>
+                <w:color w:val="188038"/>
+              </w:rPr>
+              <w:t xml:space="preserve"> </w:t>
             </w:r>
             <w:proofErr w:type="spellStart"/>
             <w:r>
@@ -1755,7 +1848,23 @@
                 <w:rFonts w:ascii="Times" w:eastAsia="Times" w:hAnsi="Times" w:cs="Times"/>
                 <w:color w:val="188038"/>
               </w:rPr>
-              <w:t xml:space="preserve">(string name, int </w:t>
+              <w:t xml:space="preserve">(string name, </w:t>
+            </w:r>
+            <w:proofErr w:type="spellStart"/>
+            <w:r>
+              <w:rPr>
+                <w:rFonts w:ascii="Times" w:eastAsia="Times" w:hAnsi="Times" w:cs="Times"/>
+                <w:color w:val="188038"/>
+              </w:rPr>
+              <w:t>int</w:t>
+            </w:r>
+            <w:proofErr w:type="spellEnd"/>
+            <w:r>
+              <w:rPr>
+                <w:rFonts w:ascii="Times" w:eastAsia="Times" w:hAnsi="Times" w:cs="Times"/>
+                <w:color w:val="188038"/>
+              </w:rPr>
+              <w:t xml:space="preserve"> </w:t>
             </w:r>
             <w:proofErr w:type="spellStart"/>
             <w:r>
@@ -1852,12 +1961,21 @@
                 <w:rFonts w:ascii="Times" w:eastAsia="Times" w:hAnsi="Times" w:cs="Times"/>
               </w:rPr>
             </w:pPr>
-            <w:r>
-              <w:rPr>
-                <w:rFonts w:ascii="Times" w:eastAsia="Times" w:hAnsi="Times" w:cs="Times"/>
-                <w:color w:val="188038"/>
-              </w:rPr>
-              <w:t xml:space="preserve">int </w:t>
+            <w:proofErr w:type="spellStart"/>
+            <w:r>
+              <w:rPr>
+                <w:rFonts w:ascii="Times" w:eastAsia="Times" w:hAnsi="Times" w:cs="Times"/>
+                <w:color w:val="188038"/>
+              </w:rPr>
+              <w:t>int</w:t>
+            </w:r>
+            <w:proofErr w:type="spellEnd"/>
+            <w:r>
+              <w:rPr>
+                <w:rFonts w:ascii="Times" w:eastAsia="Times" w:hAnsi="Times" w:cs="Times"/>
+                <w:color w:val="188038"/>
+              </w:rPr>
+              <w:t xml:space="preserve"> </w:t>
             </w:r>
             <w:proofErr w:type="spellStart"/>
             <w:r>
@@ -2003,8 +2121,8 @@
                 <w:szCs w:val="26"/>
               </w:rPr>
             </w:pPr>
-            <w:bookmarkStart w:id="9" w:name="_heading=h.u4wyn1d04s4n" w:colFirst="0" w:colLast="0"/>
-            <w:bookmarkEnd w:id="9"/>
+            <w:bookmarkStart w:id="10" w:name="_heading=h.u4wyn1d04s4n" w:colFirst="0" w:colLast="0"/>
+            <w:bookmarkEnd w:id="10"/>
             <w:proofErr w:type="spellStart"/>
             <w:r>
               <w:rPr>
@@ -2045,7 +2163,13 @@
               <w:rPr>
                 <w:rFonts w:ascii="Times" w:eastAsia="Times" w:hAnsi="Times" w:cs="Times"/>
               </w:rPr>
-              <w:t xml:space="preserve">Represents the physical ID card given to staff members for building access. </w:t>
+              <w:t>Represents t</w:t>
+            </w:r>
+            <w:r>
+              <w:rPr>
+                <w:rFonts w:ascii="Times" w:eastAsia="Times" w:hAnsi="Times" w:cs="Times"/>
+              </w:rPr>
+              <w:t xml:space="preserve">he physical ID card given to staff members for building access. </w:t>
             </w:r>
           </w:p>
           <w:p>
@@ -2105,12 +2229,21 @@
                 <w:rFonts w:ascii="Times" w:eastAsia="Times" w:hAnsi="Times" w:cs="Times"/>
               </w:rPr>
             </w:pPr>
-            <w:r>
-              <w:rPr>
-                <w:rFonts w:ascii="Times" w:eastAsia="Times" w:hAnsi="Times" w:cs="Times"/>
-                <w:color w:val="188038"/>
-              </w:rPr>
-              <w:t xml:space="preserve">int </w:t>
+            <w:proofErr w:type="spellStart"/>
+            <w:r>
+              <w:rPr>
+                <w:rFonts w:ascii="Times" w:eastAsia="Times" w:hAnsi="Times" w:cs="Times"/>
+                <w:color w:val="188038"/>
+              </w:rPr>
+              <w:t>int</w:t>
+            </w:r>
+            <w:proofErr w:type="spellEnd"/>
+            <w:r>
+              <w:rPr>
+                <w:rFonts w:ascii="Times" w:eastAsia="Times" w:hAnsi="Times" w:cs="Times"/>
+                <w:color w:val="188038"/>
+              </w:rPr>
+              <w:t xml:space="preserve"> </w:t>
             </w:r>
             <w:proofErr w:type="spellStart"/>
             <w:r>
@@ -2187,7 +2320,23 @@
                 <w:rFonts w:ascii="Times" w:eastAsia="Times" w:hAnsi="Times" w:cs="Times"/>
                 <w:color w:val="188038"/>
               </w:rPr>
-              <w:t xml:space="preserve">, int </w:t>
+              <w:t xml:space="preserve">, </w:t>
+            </w:r>
+            <w:proofErr w:type="spellStart"/>
+            <w:r>
+              <w:rPr>
+                <w:rFonts w:ascii="Times" w:eastAsia="Times" w:hAnsi="Times" w:cs="Times"/>
+                <w:color w:val="188038"/>
+              </w:rPr>
+              <w:t>int</w:t>
+            </w:r>
+            <w:proofErr w:type="spellEnd"/>
+            <w:r>
+              <w:rPr>
+                <w:rFonts w:ascii="Times" w:eastAsia="Times" w:hAnsi="Times" w:cs="Times"/>
+                <w:color w:val="188038"/>
+              </w:rPr>
+              <w:t xml:space="preserve"> </w:t>
             </w:r>
             <w:proofErr w:type="spellStart"/>
             <w:r>
@@ -2250,12 +2399,21 @@
                 <w:rFonts w:ascii="Times" w:eastAsia="Times" w:hAnsi="Times" w:cs="Times"/>
               </w:rPr>
             </w:pPr>
-            <w:r>
-              <w:rPr>
-                <w:rFonts w:ascii="Times" w:eastAsia="Times" w:hAnsi="Times" w:cs="Times"/>
-                <w:color w:val="188038"/>
-              </w:rPr>
-              <w:t xml:space="preserve">int </w:t>
+            <w:proofErr w:type="spellStart"/>
+            <w:r>
+              <w:rPr>
+                <w:rFonts w:ascii="Times" w:eastAsia="Times" w:hAnsi="Times" w:cs="Times"/>
+                <w:color w:val="188038"/>
+              </w:rPr>
+              <w:t>int</w:t>
+            </w:r>
+            <w:proofErr w:type="spellEnd"/>
+            <w:r>
+              <w:rPr>
+                <w:rFonts w:ascii="Times" w:eastAsia="Times" w:hAnsi="Times" w:cs="Times"/>
+                <w:color w:val="188038"/>
+              </w:rPr>
+              <w:t xml:space="preserve"> </w:t>
             </w:r>
             <w:proofErr w:type="spellStart"/>
             <w:r>
@@ -2354,8 +2512,8 @@
                 <w:szCs w:val="26"/>
               </w:rPr>
             </w:pPr>
-            <w:bookmarkStart w:id="10" w:name="_heading=h.qbvgvtovkxxh" w:colFirst="0" w:colLast="0"/>
-            <w:bookmarkEnd w:id="10"/>
+            <w:bookmarkStart w:id="11" w:name="_heading=h.qbvgvtovkxxh" w:colFirst="0" w:colLast="0"/>
+            <w:bookmarkEnd w:id="11"/>
             <w:r>
               <w:rPr>
                 <w:rFonts w:ascii="Times" w:eastAsia="Times" w:hAnsi="Times" w:cs="Times"/>
@@ -2478,7 +2636,23 @@
                 <w:rFonts w:ascii="Times" w:eastAsia="Times" w:hAnsi="Times" w:cs="Times"/>
                 <w:color w:val="188038"/>
               </w:rPr>
-              <w:t xml:space="preserve">Student(string name, int </w:t>
+              <w:t xml:space="preserve">Student(string name, </w:t>
+            </w:r>
+            <w:proofErr w:type="spellStart"/>
+            <w:r>
+              <w:rPr>
+                <w:rFonts w:ascii="Times" w:eastAsia="Times" w:hAnsi="Times" w:cs="Times"/>
+                <w:color w:val="188038"/>
+              </w:rPr>
+              <w:t>int</w:t>
+            </w:r>
+            <w:proofErr w:type="spellEnd"/>
+            <w:r>
+              <w:rPr>
+                <w:rFonts w:ascii="Times" w:eastAsia="Times" w:hAnsi="Times" w:cs="Times"/>
+                <w:color w:val="188038"/>
+              </w:rPr>
+              <w:t xml:space="preserve"> </w:t>
             </w:r>
             <w:proofErr w:type="spellStart"/>
             <w:r>
@@ -2913,7 +3087,23 @@
                 <w:color w:val="188038"/>
               </w:rPr>
               <w:lastRenderedPageBreak/>
-              <w:t xml:space="preserve">Staff(string name, int </w:t>
+              <w:t xml:space="preserve">Staff(string name, </w:t>
+            </w:r>
+            <w:proofErr w:type="spellStart"/>
+            <w:r>
+              <w:rPr>
+                <w:rFonts w:ascii="Times" w:eastAsia="Times" w:hAnsi="Times" w:cs="Times"/>
+                <w:color w:val="188038"/>
+              </w:rPr>
+              <w:t>int</w:t>
+            </w:r>
+            <w:proofErr w:type="spellEnd"/>
+            <w:r>
+              <w:rPr>
+                <w:rFonts w:ascii="Times" w:eastAsia="Times" w:hAnsi="Times" w:cs="Times"/>
+                <w:color w:val="188038"/>
+              </w:rPr>
+              <w:t xml:space="preserve"> </w:t>
             </w:r>
             <w:proofErr w:type="spellStart"/>
             <w:r>
@@ -3223,12 +3413,21 @@
                 <w:rFonts w:ascii="Times" w:eastAsia="Times" w:hAnsi="Times" w:cs="Times"/>
               </w:rPr>
             </w:pPr>
-            <w:r>
-              <w:rPr>
-                <w:rFonts w:ascii="Times" w:eastAsia="Times" w:hAnsi="Times" w:cs="Times"/>
-                <w:color w:val="188038"/>
-              </w:rPr>
-              <w:t xml:space="preserve">int </w:t>
+            <w:proofErr w:type="spellStart"/>
+            <w:r>
+              <w:rPr>
+                <w:rFonts w:ascii="Times" w:eastAsia="Times" w:hAnsi="Times" w:cs="Times"/>
+                <w:color w:val="188038"/>
+              </w:rPr>
+              <w:t>int</w:t>
+            </w:r>
+            <w:proofErr w:type="spellEnd"/>
+            <w:r>
+              <w:rPr>
+                <w:rFonts w:ascii="Times" w:eastAsia="Times" w:hAnsi="Times" w:cs="Times"/>
+                <w:color w:val="188038"/>
+              </w:rPr>
+              <w:t xml:space="preserve"> </w:t>
             </w:r>
             <w:proofErr w:type="spellStart"/>
             <w:r>
@@ -3283,7 +3482,23 @@
                 <w:rFonts w:ascii="Times" w:eastAsia="Times" w:hAnsi="Times" w:cs="Times"/>
                 <w:color w:val="188038"/>
               </w:rPr>
-              <w:t xml:space="preserve">(string name, int </w:t>
+              <w:t xml:space="preserve">(string name, </w:t>
+            </w:r>
+            <w:proofErr w:type="spellStart"/>
+            <w:r>
+              <w:rPr>
+                <w:rFonts w:ascii="Times" w:eastAsia="Times" w:hAnsi="Times" w:cs="Times"/>
+                <w:color w:val="188038"/>
+              </w:rPr>
+              <w:t>int</w:t>
+            </w:r>
+            <w:proofErr w:type="spellEnd"/>
+            <w:r>
+              <w:rPr>
+                <w:rFonts w:ascii="Times" w:eastAsia="Times" w:hAnsi="Times" w:cs="Times"/>
+                <w:color w:val="188038"/>
+              </w:rPr>
+              <w:t xml:space="preserve"> </w:t>
             </w:r>
             <w:proofErr w:type="spellStart"/>
             <w:r>
@@ -3339,7 +3554,23 @@
                 <w:rFonts w:ascii="Times" w:eastAsia="Times" w:hAnsi="Times" w:cs="Times"/>
                 <w:color w:val="188038"/>
               </w:rPr>
-              <w:t xml:space="preserve"> card, int </w:t>
+              <w:t xml:space="preserve"> card, </w:t>
+            </w:r>
+            <w:proofErr w:type="spellStart"/>
+            <w:r>
+              <w:rPr>
+                <w:rFonts w:ascii="Times" w:eastAsia="Times" w:hAnsi="Times" w:cs="Times"/>
+                <w:color w:val="188038"/>
+              </w:rPr>
+              <w:t>int</w:t>
+            </w:r>
+            <w:proofErr w:type="spellEnd"/>
+            <w:r>
+              <w:rPr>
+                <w:rFonts w:ascii="Times" w:eastAsia="Times" w:hAnsi="Times" w:cs="Times"/>
+                <w:color w:val="188038"/>
+              </w:rPr>
+              <w:t xml:space="preserve"> </w:t>
             </w:r>
             <w:proofErr w:type="spellStart"/>
             <w:r>
@@ -3423,7 +3654,23 @@
                 <w:rFonts w:ascii="Times" w:eastAsia="Times" w:hAnsi="Times" w:cs="Times"/>
                 <w:color w:val="188038"/>
               </w:rPr>
-              <w:t>(int score)</w:t>
+              <w:t>(</w:t>
+            </w:r>
+            <w:proofErr w:type="spellStart"/>
+            <w:r>
+              <w:rPr>
+                <w:rFonts w:ascii="Times" w:eastAsia="Times" w:hAnsi="Times" w:cs="Times"/>
+                <w:color w:val="188038"/>
+              </w:rPr>
+              <w:t>int</w:t>
+            </w:r>
+            <w:proofErr w:type="spellEnd"/>
+            <w:r>
+              <w:rPr>
+                <w:rFonts w:ascii="Times" w:eastAsia="Times" w:hAnsi="Times" w:cs="Times"/>
+                <w:color w:val="188038"/>
+              </w:rPr>
+              <w:t xml:space="preserve"> score)</w:t>
             </w:r>
           </w:p>
           <w:p>
@@ -3536,7 +3783,13 @@
               <w:rPr>
                 <w:rFonts w:ascii="Times" w:eastAsia="Times" w:hAnsi="Times" w:cs="Times"/>
               </w:rPr>
-              <w:t>UniversityMember</w:t>
+              <w:t>U</w:t>
+            </w:r>
+            <w:r>
+              <w:rPr>
+                <w:rFonts w:ascii="Times" w:eastAsia="Times" w:hAnsi="Times" w:cs="Times"/>
+              </w:rPr>
+              <w:t>niversityMember</w:t>
             </w:r>
             <w:proofErr w:type="spellEnd"/>
             <w:r>
@@ -3682,12 +3935,21 @@
                 <w:rFonts w:ascii="Times" w:eastAsia="Times" w:hAnsi="Times" w:cs="Times"/>
               </w:rPr>
             </w:pPr>
-            <w:r>
-              <w:rPr>
-                <w:rFonts w:ascii="Times" w:eastAsia="Times" w:hAnsi="Times" w:cs="Times"/>
-                <w:color w:val="188038"/>
-              </w:rPr>
-              <w:t xml:space="preserve">int </w:t>
+            <w:proofErr w:type="spellStart"/>
+            <w:r>
+              <w:rPr>
+                <w:rFonts w:ascii="Times" w:eastAsia="Times" w:hAnsi="Times" w:cs="Times"/>
+                <w:color w:val="188038"/>
+              </w:rPr>
+              <w:t>int</w:t>
+            </w:r>
+            <w:proofErr w:type="spellEnd"/>
+            <w:r>
+              <w:rPr>
+                <w:rFonts w:ascii="Times" w:eastAsia="Times" w:hAnsi="Times" w:cs="Times"/>
+                <w:color w:val="188038"/>
+              </w:rPr>
+              <w:t xml:space="preserve"> </w:t>
             </w:r>
             <w:proofErr w:type="spellStart"/>
             <w:r>
@@ -3856,7 +4118,23 @@
                 <w:rFonts w:ascii="Times" w:eastAsia="Times" w:hAnsi="Times" w:cs="Times"/>
                 <w:color w:val="188038"/>
               </w:rPr>
-              <w:t xml:space="preserve">(int </w:t>
+              <w:t>(</w:t>
+            </w:r>
+            <w:proofErr w:type="spellStart"/>
+            <w:r>
+              <w:rPr>
+                <w:rFonts w:ascii="Times" w:eastAsia="Times" w:hAnsi="Times" w:cs="Times"/>
+                <w:color w:val="188038"/>
+              </w:rPr>
+              <w:t>int</w:t>
+            </w:r>
+            <w:proofErr w:type="spellEnd"/>
+            <w:r>
+              <w:rPr>
+                <w:rFonts w:ascii="Times" w:eastAsia="Times" w:hAnsi="Times" w:cs="Times"/>
+                <w:color w:val="188038"/>
+              </w:rPr>
+              <w:t xml:space="preserve"> </w:t>
             </w:r>
             <w:proofErr w:type="spellStart"/>
             <w:r>
@@ -3964,7 +4242,14 @@
                 <w:rFonts w:ascii="Times" w:eastAsia="Times" w:hAnsi="Times" w:cs="Times"/>
                 <w:color w:val="188038"/>
               </w:rPr>
-              <w:t>displaySession</w:t>
+              <w:t>display</w:t>
+            </w:r>
+            <w:r>
+              <w:rPr>
+                <w:rFonts w:ascii="Times" w:eastAsia="Times" w:hAnsi="Times" w:cs="Times"/>
+                <w:color w:val="188038"/>
+              </w:rPr>
+              <w:t>Session</w:t>
             </w:r>
             <w:proofErr w:type="spellEnd"/>
             <w:r>
@@ -4000,7 +4285,23 @@
                 <w:rFonts w:ascii="Times" w:eastAsia="Times" w:hAnsi="Times" w:cs="Times"/>
                 <w:color w:val="188038"/>
               </w:rPr>
-              <w:t xml:space="preserve"> operator+(const </w:t>
+              <w:t xml:space="preserve"> operator+(</w:t>
+            </w:r>
+            <w:proofErr w:type="spellStart"/>
+            <w:r>
+              <w:rPr>
+                <w:rFonts w:ascii="Times" w:eastAsia="Times" w:hAnsi="Times" w:cs="Times"/>
+                <w:color w:val="188038"/>
+              </w:rPr>
+              <w:t>const</w:t>
+            </w:r>
+            <w:proofErr w:type="spellEnd"/>
+            <w:r>
+              <w:rPr>
+                <w:rFonts w:ascii="Times" w:eastAsia="Times" w:hAnsi="Times" w:cs="Times"/>
+                <w:color w:val="188038"/>
+              </w:rPr>
+              <w:t xml:space="preserve"> </w:t>
             </w:r>
             <w:proofErr w:type="spellStart"/>
             <w:r>
@@ -4119,7 +4420,15 @@
                 <w:b/>
                 <w:bCs/>
               </w:rPr>
-              <w:t>Non-member Operator Overloading:</w:t>
+              <w:t xml:space="preserve">Non-member </w:t>
+            </w:r>
+            <w:r>
+              <w:rPr>
+                <w:rFonts w:ascii="Times" w:eastAsia="Times" w:hAnsi="Times" w:cs="Times"/>
+                <w:b/>
+                <w:bCs/>
+              </w:rPr>
+              <w:t>Operator Overloading:</w:t>
             </w:r>
           </w:p>
           <w:p>
@@ -4133,12 +4442,21 @@
                 <w:rFonts w:ascii="Times New Roman" w:eastAsia="Times New Roman" w:hAnsi="Times New Roman" w:cs="Times New Roman"/>
               </w:rPr>
             </w:pPr>
-            <w:r>
-              <w:rPr>
-                <w:rFonts w:ascii="Times" w:eastAsia="Times" w:hAnsi="Times" w:cs="Times"/>
-                <w:color w:val="188038"/>
-              </w:rPr>
-              <w:t>bool operator&gt;(</w:t>
+            <w:proofErr w:type="gramStart"/>
+            <w:r>
+              <w:rPr>
+                <w:rFonts w:ascii="Times" w:eastAsia="Times" w:hAnsi="Times" w:cs="Times"/>
+                <w:color w:val="188038"/>
+              </w:rPr>
+              <w:t>bool</w:t>
+            </w:r>
+            <w:proofErr w:type="gramEnd"/>
+            <w:r>
+              <w:rPr>
+                <w:rFonts w:ascii="Times" w:eastAsia="Times" w:hAnsi="Times" w:cs="Times"/>
+                <w:color w:val="188038"/>
+              </w:rPr>
+              <w:t xml:space="preserve"> operator&gt;(</w:t>
             </w:r>
             <w:proofErr w:type="spellStart"/>
             <w:r>
@@ -4252,8 +4570,8 @@
                 <w:color w:val="000000"/>
               </w:rPr>
             </w:pPr>
-            <w:bookmarkStart w:id="11" w:name="_heading=h.6i41d3isiv4e" w:colFirst="0" w:colLast="0"/>
-            <w:bookmarkEnd w:id="11"/>
+            <w:bookmarkStart w:id="12" w:name="_heading=h.6i41d3isiv4e" w:colFirst="0" w:colLast="0"/>
+            <w:bookmarkEnd w:id="12"/>
           </w:p>
           <w:p>
             <w:pPr>
@@ -4270,8 +4588,8 @@
                 <w:szCs w:val="34"/>
               </w:rPr>
             </w:pPr>
-            <w:bookmarkStart w:id="12" w:name="_heading=h.yq40vlv4dlmq" w:colFirst="0" w:colLast="0"/>
-            <w:bookmarkEnd w:id="12"/>
+            <w:bookmarkStart w:id="13" w:name="_heading=h.yq40vlv4dlmq" w:colFirst="0" w:colLast="0"/>
+            <w:bookmarkEnd w:id="13"/>
             <w:r>
               <w:rPr>
                 <w:rFonts w:ascii="Times" w:eastAsia="Times" w:hAnsi="Times" w:cs="Times"/>
@@ -4323,8 +4641,8 @@
                 <w:color w:val="000000"/>
               </w:rPr>
             </w:pPr>
-            <w:bookmarkStart w:id="13" w:name="_heading=h.low7i7rm4rke" w:colFirst="0" w:colLast="0"/>
-            <w:bookmarkEnd w:id="13"/>
+            <w:bookmarkStart w:id="14" w:name="_heading=h.low7i7rm4rke" w:colFirst="0" w:colLast="0"/>
+            <w:bookmarkEnd w:id="14"/>
             <w:r>
               <w:rPr>
                 <w:rFonts w:ascii="Times" w:eastAsia="Times" w:hAnsi="Times" w:cs="Times"/>
@@ -4355,6 +4673,7 @@
                 <w:color w:val="000000"/>
               </w:rPr>
             </w:pPr>
+            <w:proofErr w:type="gramStart"/>
             <w:r>
               <w:rPr>
                 <w:rFonts w:ascii="Times" w:eastAsia="Times" w:hAnsi="Times" w:cs="Times"/>
@@ -4362,7 +4681,17 @@
                 <w:iCs w:val="0"/>
                 <w:color w:val="188038"/>
               </w:rPr>
-              <w:t xml:space="preserve">string </w:t>
+              <w:t>string</w:t>
+            </w:r>
+            <w:proofErr w:type="gramEnd"/>
+            <w:r>
+              <w:rPr>
+                <w:rFonts w:ascii="Times" w:eastAsia="Times" w:hAnsi="Times" w:cs="Times"/>
+                <w:i w:val="0"/>
+                <w:iCs w:val="0"/>
+                <w:color w:val="188038"/>
+              </w:rPr>
+              <w:t xml:space="preserve"> </w:t>
             </w:r>
             <w:proofErr w:type="spellStart"/>
             <w:r>
@@ -4413,7 +4742,27 @@
                 <w:iCs w:val="0"/>
                 <w:color w:val="188038"/>
               </w:rPr>
-              <w:t>* members[50]</w:t>
+              <w:t xml:space="preserve">* </w:t>
+            </w:r>
+            <w:proofErr w:type="gramStart"/>
+            <w:r>
+              <w:rPr>
+                <w:rFonts w:ascii="Times" w:eastAsia="Times" w:hAnsi="Times" w:cs="Times"/>
+                <w:i w:val="0"/>
+                <w:iCs w:val="0"/>
+                <w:color w:val="188038"/>
+              </w:rPr>
+              <w:t>members[</w:t>
+            </w:r>
+            <w:proofErr w:type="gramEnd"/>
+            <w:r>
+              <w:rPr>
+                <w:rFonts w:ascii="Times" w:eastAsia="Times" w:hAnsi="Times" w:cs="Times"/>
+                <w:i w:val="0"/>
+                <w:iCs w:val="0"/>
+                <w:color w:val="188038"/>
+              </w:rPr>
+              <w:t>50]</w:t>
             </w:r>
             <w:r>
               <w:rPr>
@@ -4483,6 +4832,8 @@
                 <w:color w:val="000000"/>
               </w:rPr>
             </w:pPr>
+            <w:proofErr w:type="spellStart"/>
+            <w:proofErr w:type="gramStart"/>
             <w:r>
               <w:rPr>
                 <w:rFonts w:ascii="Times" w:eastAsia="Times" w:hAnsi="Times" w:cs="Times"/>
@@ -4490,7 +4841,18 @@
                 <w:iCs w:val="0"/>
                 <w:color w:val="188038"/>
               </w:rPr>
-              <w:t xml:space="preserve">int </w:t>
+              <w:t>int</w:t>
+            </w:r>
+            <w:proofErr w:type="spellEnd"/>
+            <w:proofErr w:type="gramEnd"/>
+            <w:r>
+              <w:rPr>
+                <w:rFonts w:ascii="Times" w:eastAsia="Times" w:hAnsi="Times" w:cs="Times"/>
+                <w:i w:val="0"/>
+                <w:iCs w:val="0"/>
+                <w:color w:val="188038"/>
+              </w:rPr>
+              <w:t xml:space="preserve"> </w:t>
             </w:r>
             <w:proofErr w:type="spellStart"/>
             <w:r>
@@ -4559,6 +4921,7 @@
                 <w:color w:val="000000"/>
               </w:rPr>
             </w:pPr>
+            <w:proofErr w:type="gramStart"/>
             <w:r>
               <w:rPr>
                 <w:rFonts w:ascii="Times" w:eastAsia="Times" w:hAnsi="Times" w:cs="Times"/>
@@ -4566,7 +4929,17 @@
                 <w:iCs w:val="0"/>
                 <w:color w:val="188038"/>
               </w:rPr>
-              <w:t xml:space="preserve">Department(string </w:t>
+              <w:t>Department(</w:t>
+            </w:r>
+            <w:proofErr w:type="gramEnd"/>
+            <w:r>
+              <w:rPr>
+                <w:rFonts w:ascii="Times" w:eastAsia="Times" w:hAnsi="Times" w:cs="Times"/>
+                <w:i w:val="0"/>
+                <w:iCs w:val="0"/>
+                <w:color w:val="188038"/>
+              </w:rPr>
+              <w:t xml:space="preserve">string </w:t>
             </w:r>
             <w:proofErr w:type="spellStart"/>
             <w:r>
@@ -4607,6 +4980,7 @@
                 <w:color w:val="000000"/>
               </w:rPr>
             </w:pPr>
+            <w:proofErr w:type="gramStart"/>
             <w:r>
               <w:rPr>
                 <w:rFonts w:ascii="Times" w:eastAsia="Times" w:hAnsi="Times" w:cs="Times"/>
@@ -4614,7 +4988,17 @@
                 <w:iCs w:val="0"/>
                 <w:color w:val="188038"/>
               </w:rPr>
-              <w:t xml:space="preserve">void </w:t>
+              <w:t>void</w:t>
+            </w:r>
+            <w:proofErr w:type="gramEnd"/>
+            <w:r>
+              <w:rPr>
+                <w:rFonts w:ascii="Times" w:eastAsia="Times" w:hAnsi="Times" w:cs="Times"/>
+                <w:i w:val="0"/>
+                <w:iCs w:val="0"/>
+                <w:color w:val="188038"/>
+              </w:rPr>
+              <w:t xml:space="preserve"> </w:t>
             </w:r>
             <w:proofErr w:type="spellStart"/>
             <w:r>
@@ -4675,6 +5059,7 @@
                 <w:color w:val="000000"/>
               </w:rPr>
             </w:pPr>
+            <w:proofErr w:type="gramStart"/>
             <w:r>
               <w:rPr>
                 <w:rFonts w:ascii="Times" w:eastAsia="Times" w:hAnsi="Times" w:cs="Times"/>
@@ -4682,7 +5067,17 @@
                 <w:iCs w:val="0"/>
                 <w:color w:val="188038"/>
               </w:rPr>
-              <w:t xml:space="preserve">void </w:t>
+              <w:t>void</w:t>
+            </w:r>
+            <w:proofErr w:type="gramEnd"/>
+            <w:r>
+              <w:rPr>
+                <w:rFonts w:ascii="Times" w:eastAsia="Times" w:hAnsi="Times" w:cs="Times"/>
+                <w:i w:val="0"/>
+                <w:iCs w:val="0"/>
+                <w:color w:val="188038"/>
+              </w:rPr>
+              <w:t xml:space="preserve"> </w:t>
             </w:r>
             <w:proofErr w:type="spellStart"/>
             <w:r>
@@ -4721,8 +5116,8 @@
                 <w:color w:val="000000"/>
               </w:rPr>
             </w:pPr>
-            <w:bookmarkStart w:id="14" w:name="_heading=h.8r8glejaeq5n" w:colFirst="0" w:colLast="0"/>
-            <w:bookmarkEnd w:id="14"/>
+            <w:bookmarkStart w:id="15" w:name="_heading=h.8r8glejaeq5n" w:colFirst="0" w:colLast="0"/>
+            <w:bookmarkEnd w:id="15"/>
             <w:r>
               <w:rPr>
                 <w:rFonts w:ascii="Times" w:eastAsia="Times" w:hAnsi="Times" w:cs="Times"/>
@@ -4735,6 +5130,7 @@
               <w:t xml:space="preserve">Logic for </w:t>
             </w:r>
             <w:proofErr w:type="spellStart"/>
+            <w:proofErr w:type="gramStart"/>
             <w:r>
               <w:rPr>
                 <w:rFonts w:ascii="Times" w:eastAsia="Times" w:hAnsi="Times" w:cs="Times"/>
@@ -4756,7 +5152,19 @@
                 <w:iCs w:val="0"/>
                 <w:color w:val="188038"/>
               </w:rPr>
-              <w:t>()</w:t>
+              <w:t>(</w:t>
+            </w:r>
+            <w:proofErr w:type="gramEnd"/>
+            <w:r>
+              <w:rPr>
+                <w:rFonts w:ascii="Times" w:eastAsia="Times" w:hAnsi="Times" w:cs="Times"/>
+                <w:b/>
+                <w:bCs/>
+                <w:i w:val="0"/>
+                <w:iCs w:val="0"/>
+                <w:color w:val="188038"/>
+              </w:rPr>
+              <w:t>)</w:t>
             </w:r>
             <w:r>
               <w:rPr>
@@ -4784,8 +5192,8 @@
                 <w:color w:val="000000"/>
               </w:rPr>
             </w:pPr>
-            <w:bookmarkStart w:id="15" w:name="_heading=h.bl62y82dtuv3" w:colFirst="0" w:colLast="0"/>
-            <w:bookmarkEnd w:id="15"/>
+            <w:bookmarkStart w:id="16" w:name="_heading=h.bl62y82dtuv3" w:colFirst="0" w:colLast="0"/>
+            <w:bookmarkEnd w:id="16"/>
             <w:r>
               <w:rPr>
                 <w:rFonts w:ascii="Times" w:eastAsia="Times" w:hAnsi="Times" w:cs="Times"/>
@@ -4796,6 +5204,7 @@
               <w:t xml:space="preserve">Loop through the members array and call </w:t>
             </w:r>
             <w:proofErr w:type="spellStart"/>
+            <w:proofErr w:type="gramStart"/>
             <w:r>
               <w:rPr>
                 <w:rFonts w:ascii="Times" w:eastAsia="Times" w:hAnsi="Times" w:cs="Times"/>
@@ -4813,7 +5222,17 @@
                 <w:iCs w:val="0"/>
                 <w:color w:val="000000"/>
               </w:rPr>
-              <w:t>() on each pointer. Due to run-time polymorphism, this will automatically call the correct overridden method (Student, Staff, or TA).</w:t>
+              <w:t>(</w:t>
+            </w:r>
+            <w:proofErr w:type="gramEnd"/>
+            <w:r>
+              <w:rPr>
+                <w:rFonts w:ascii="Times" w:eastAsia="Times" w:hAnsi="Times" w:cs="Times"/>
+                <w:i w:val="0"/>
+                <w:iCs w:val="0"/>
+                <w:color w:val="000000"/>
+              </w:rPr>
+              <w:t>) on each pointer. Due to run-time polymorphism, this will automatically call the correct overridden method (Student, Staff, or TA).</w:t>
             </w:r>
           </w:p>
           <w:p>
@@ -4830,8 +5249,8 @@
                 <w:color w:val="000000"/>
               </w:rPr>
             </w:pPr>
-            <w:bookmarkStart w:id="16" w:name="_heading=h.10r1b5l1cu13" w:colFirst="0" w:colLast="0"/>
-            <w:bookmarkEnd w:id="16"/>
+            <w:bookmarkStart w:id="17" w:name="_heading=h.10r1b5l1cu13" w:colFirst="0" w:colLast="0"/>
+            <w:bookmarkEnd w:id="17"/>
           </w:p>
           <w:p>
             <w:pPr>
@@ -4849,8 +5268,8 @@
                 <w:color w:val="000000"/>
               </w:rPr>
             </w:pPr>
-            <w:bookmarkStart w:id="17" w:name="_heading=h.m52auwof8jhd" w:colFirst="0" w:colLast="0"/>
-            <w:bookmarkEnd w:id="17"/>
+            <w:bookmarkStart w:id="18" w:name="_heading=h.m52auwof8jhd" w:colFirst="0" w:colLast="0"/>
+            <w:bookmarkEnd w:id="18"/>
           </w:p>
         </w:tc>
         <w:tc>
@@ -4873,8 +5292,8 @@
                 <w:color w:val="000000"/>
               </w:rPr>
             </w:pPr>
-            <w:bookmarkStart w:id="18" w:name="_heading=h.g8bw0cjbpn0h" w:colFirst="0" w:colLast="0"/>
-            <w:bookmarkEnd w:id="18"/>
+            <w:bookmarkStart w:id="19" w:name="_heading=h.g8bw0cjbpn0h" w:colFirst="0" w:colLast="0"/>
+            <w:bookmarkEnd w:id="19"/>
           </w:p>
         </w:tc>
         <w:tc>
@@ -4897,8 +5316,8 @@
                 <w:color w:val="000000"/>
               </w:rPr>
             </w:pPr>
-            <w:bookmarkStart w:id="19" w:name="_heading=h.fcuoepn7cd1a" w:colFirst="0" w:colLast="0"/>
-            <w:bookmarkEnd w:id="19"/>
+            <w:bookmarkStart w:id="20" w:name="_heading=h.fcuoepn7cd1a" w:colFirst="0" w:colLast="0"/>
+            <w:bookmarkEnd w:id="20"/>
           </w:p>
         </w:tc>
       </w:tr>
@@ -4933,7 +5352,17 @@
           <w:sz w:val="26"/>
           <w:szCs w:val="26"/>
         </w:rPr>
-        <w:t>Program Requirements</w:t>
+        <w:t xml:space="preserve">Program </w:t>
+      </w:r>
+      <w:r>
+        <w:rPr>
+          <w:rFonts w:ascii="Times" w:eastAsia="Times" w:hAnsi="Times" w:cs="Times"/>
+          <w:b/>
+          <w:bCs/>
+          <w:sz w:val="26"/>
+          <w:szCs w:val="26"/>
+        </w:rPr>
+        <w:t>Requirements</w:t>
       </w:r>
     </w:p>
     <w:p>
@@ -5063,6 +5492,7 @@
         <w:t xml:space="preserve">) and overriding </w:t>
       </w:r>
       <w:proofErr w:type="spellStart"/>
+      <w:proofErr w:type="gramStart"/>
       <w:r>
         <w:rPr>
           <w:rFonts w:ascii="Times" w:eastAsia="Times" w:hAnsi="Times" w:cs="Times"/>
@@ -5074,7 +5504,14 @@
         <w:rPr>
           <w:rFonts w:ascii="Times" w:eastAsia="Times" w:hAnsi="Times" w:cs="Times"/>
         </w:rPr>
-        <w:t>() in all derived classes.</w:t>
+        <w:t>(</w:t>
+      </w:r>
+      <w:proofErr w:type="gramEnd"/>
+      <w:r>
+        <w:rPr>
+          <w:rFonts w:ascii="Times" w:eastAsia="Times" w:hAnsi="Times" w:cs="Times"/>
+        </w:rPr>
+        <w:t>) in all derived classes.</w:t>
       </w:r>
     </w:p>
     <w:p>
@@ -5117,6 +5554,7 @@
         <w:t xml:space="preserve">Demonstrate Compile Time Polymorphism by overloading the </w:t>
       </w:r>
       <w:proofErr w:type="spellStart"/>
+      <w:proofErr w:type="gramStart"/>
       <w:r>
         <w:rPr>
           <w:rFonts w:ascii="Times" w:eastAsia="Times" w:hAnsi="Times" w:cs="Times"/>
@@ -5128,7 +5566,14 @@
         <w:rPr>
           <w:rFonts w:ascii="Times" w:eastAsia="Times" w:hAnsi="Times" w:cs="Times"/>
         </w:rPr>
-        <w:t xml:space="preserve">() method in the </w:t>
+        <w:t>(</w:t>
+      </w:r>
+      <w:proofErr w:type="gramEnd"/>
+      <w:r>
+        <w:rPr>
+          <w:rFonts w:ascii="Times" w:eastAsia="Times" w:hAnsi="Times" w:cs="Times"/>
+        </w:rPr>
+        <w:t xml:space="preserve">) method in the </w:t>
       </w:r>
       <w:proofErr w:type="spellStart"/>
       <w:r>
@@ -5142,7 +5587,13 @@
         <w:rPr>
           <w:rFonts w:ascii="Times" w:eastAsia="Times" w:hAnsi="Times" w:cs="Times"/>
         </w:rPr>
-        <w:t xml:space="preserve"> class.</w:t>
+        <w:t xml:space="preserve"> </w:t>
+      </w:r>
+      <w:r>
+        <w:rPr>
+          <w:rFonts w:ascii="Times" w:eastAsia="Times" w:hAnsi="Times" w:cs="Times"/>
+        </w:rPr>
+        <w:t>class.</w:t>
       </w:r>
     </w:p>
     <w:p>
@@ -5245,7 +5696,13 @@
         <w:rPr>
           <w:rFonts w:ascii="Times" w:eastAsia="Times" w:hAnsi="Times" w:cs="Times"/>
         </w:rPr>
-        <w:t xml:space="preserve"> and Student pointers in the </w:t>
+        <w:t xml:space="preserve"> and Stu</w:t>
+      </w:r>
+      <w:r>
+        <w:rPr>
+          <w:rFonts w:ascii="Times" w:eastAsia="Times" w:hAnsi="Times" w:cs="Times"/>
+        </w:rPr>
+        <w:t xml:space="preserve">dent pointers in the </w:t>
       </w:r>
       <w:proofErr w:type="spellStart"/>
       <w:r>
@@ -5418,6 +5875,7 @@
         <w:t xml:space="preserve">Add them to a Department object and invoke </w:t>
       </w:r>
       <w:proofErr w:type="spellStart"/>
+      <w:proofErr w:type="gramStart"/>
       <w:r>
         <w:rPr>
           <w:rFonts w:ascii="Times" w:eastAsia="Times" w:hAnsi="Times" w:cs="Times"/>
@@ -5429,7 +5887,14 @@
         <w:rPr>
           <w:rFonts w:ascii="Times" w:eastAsia="Times" w:hAnsi="Times" w:cs="Times"/>
         </w:rPr>
-        <w:t>() to prove run-time polymorphism works.</w:t>
+        <w:t>(</w:t>
+      </w:r>
+      <w:proofErr w:type="gramEnd"/>
+      <w:r>
+        <w:rPr>
+          <w:rFonts w:ascii="Times" w:eastAsia="Times" w:hAnsi="Times" w:cs="Times"/>
+        </w:rPr>
+        <w:t>) to prove run-time polymorphism works.</w:t>
       </w:r>
     </w:p>
     <w:p>
@@ -5452,6 +5917,7 @@
         <w:t xml:space="preserve">Demonstrate compile-time polymorphism by calling both versions of </w:t>
       </w:r>
       <w:proofErr w:type="spellStart"/>
+      <w:proofErr w:type="gramStart"/>
       <w:r>
         <w:rPr>
           <w:rFonts w:ascii="Times" w:eastAsia="Times" w:hAnsi="Times" w:cs="Times"/>
@@ -5463,7 +5929,14 @@
         <w:rPr>
           <w:rFonts w:ascii="Times" w:eastAsia="Times" w:hAnsi="Times" w:cs="Times"/>
         </w:rPr>
-        <w:t>().</w:t>
+        <w:t>(</w:t>
+      </w:r>
+      <w:proofErr w:type="gramEnd"/>
+      <w:r>
+        <w:rPr>
+          <w:rFonts w:ascii="Times" w:eastAsia="Times" w:hAnsi="Times" w:cs="Times"/>
+        </w:rPr>
+        <w:t>).</w:t>
       </w:r>
     </w:p>
     <w:p>
@@ -5563,7 +6036,13 @@
         <w:rPr>
           <w:rFonts w:ascii="Times" w:eastAsia="Times" w:hAnsi="Times" w:cs="Times"/>
         </w:rPr>
-        <w:t xml:space="preserve">Encapsulation is the concept of hiding class data and allowing access only through public member functions. In this system, attributes such as </w:t>
+        <w:t>Encapsulation is the concept of hiding class data and allowing access only through public membe</w:t>
+      </w:r>
+      <w:r>
+        <w:rPr>
+          <w:rFonts w:ascii="Times" w:eastAsia="Times" w:hAnsi="Times" w:cs="Times"/>
+        </w:rPr>
+        <w:t xml:space="preserve">r functions. In this system, attributes such as </w:t>
       </w:r>
       <w:proofErr w:type="spellStart"/>
       <w:r>
@@ -5643,7 +6122,15 @@
           <w:b/>
           <w:bCs/>
         </w:rPr>
-        <w:t>2. Inheritance (Chapter 9)</w:t>
+        <w:t>2. Inheritan</w:t>
+      </w:r>
+      <w:r>
+        <w:rPr>
+          <w:rFonts w:ascii="Times" w:eastAsia="Times" w:hAnsi="Times" w:cs="Times"/>
+          <w:b/>
+          <w:bCs/>
+        </w:rPr>
+        <w:t>ce (Chapter 9)</w:t>
       </w:r>
       <w:r>
         <w:rPr>
@@ -5677,7 +6164,13 @@
         <w:rPr>
           <w:rFonts w:ascii="Times" w:eastAsia="Times" w:hAnsi="Times" w:cs="Times"/>
         </w:rPr>
-        <w:t xml:space="preserve">, from the </w:t>
+        <w:t>, from the</w:t>
+      </w:r>
+      <w:r>
+        <w:rPr>
+          <w:rFonts w:ascii="Times" w:eastAsia="Times" w:hAnsi="Times" w:cs="Times"/>
+        </w:rPr>
+        <w:t xml:space="preserve"> </w:t>
       </w:r>
       <w:proofErr w:type="spellStart"/>
       <w:r>
@@ -5745,7 +6238,13 @@
         <w:rPr>
           <w:rFonts w:ascii="Times" w:eastAsia="Times" w:hAnsi="Times" w:cs="Times"/>
         </w:rPr>
-        <w:t xml:space="preserve"> object. When a Staff object is destroyed, its associated </w:t>
+        <w:t xml:space="preserve"> object. When a Staff obje</w:t>
+      </w:r>
+      <w:r>
+        <w:rPr>
+          <w:rFonts w:ascii="Times" w:eastAsia="Times" w:hAnsi="Times" w:cs="Times"/>
+        </w:rPr>
+        <w:t xml:space="preserve">ct is destroyed, its associated </w:t>
       </w:r>
       <w:proofErr w:type="spellStart"/>
       <w:r>
@@ -5799,7 +6298,13 @@
         <w:rPr>
           <w:rFonts w:ascii="Times" w:eastAsia="Times" w:hAnsi="Times" w:cs="Times"/>
         </w:rPr>
-        <w:t xml:space="preserve"> Aggregation represents a weak ownership relationship where one class contains references or pointers to objects of another class, but those objects can exist independently. The Department class manages a collection of </w:t>
+        <w:t xml:space="preserve"> Aggregation represents a weak ownership relationship where one class contains referenc</w:t>
+      </w:r>
+      <w:r>
+        <w:rPr>
+          <w:rFonts w:ascii="Times" w:eastAsia="Times" w:hAnsi="Times" w:cs="Times"/>
+        </w:rPr>
+        <w:t xml:space="preserve">es or pointers to objects of another class, but those objects can exist independently. The Department class manages a collection of </w:t>
       </w:r>
       <w:proofErr w:type="spellStart"/>
       <w:r>
@@ -5885,7 +6390,13 @@
         <w:rPr>
           <w:rFonts w:ascii="Times" w:eastAsia="Times" w:hAnsi="Times" w:cs="Times"/>
         </w:rPr>
-        <w:t xml:space="preserve"> and a Student using pointers to represent an academic meeting between two independent individuals.</w:t>
+        <w:t xml:space="preserve"> and a Student using pointers to represent</w:t>
+      </w:r>
+      <w:r>
+        <w:rPr>
+          <w:rFonts w:ascii="Times" w:eastAsia="Times" w:hAnsi="Times" w:cs="Times"/>
+        </w:rPr>
+        <w:t xml:space="preserve"> an academic meeting between two independent individuals.</w:t>
       </w:r>
     </w:p>
     <w:p>
@@ -5998,7 +6509,13 @@
         <w:rPr>
           <w:rFonts w:ascii="Times" w:eastAsia="Times" w:hAnsi="Times" w:cs="Times"/>
         </w:rPr>
-        <w:t xml:space="preserve"> objects based on their total duration in minutes.</w:t>
+        <w:t xml:space="preserve"> objects based on their total</w:t>
+      </w:r>
+      <w:r>
+        <w:rPr>
+          <w:rFonts w:ascii="Times" w:eastAsia="Times" w:hAnsi="Times" w:cs="Times"/>
+        </w:rPr>
+        <w:t xml:space="preserve"> duration in minutes.</w:t>
       </w:r>
     </w:p>
     <w:p>
@@ -6034,7 +6551,13 @@
         <w:rPr>
           <w:rFonts w:ascii="Times" w:eastAsia="Times" w:hAnsi="Times" w:cs="Times"/>
         </w:rPr>
-        <w:t xml:space="preserve">Compile-time polymorphism, achieved through method overloading, allows multiple functions with the same name to exist within a class, provided their parameter lists differ. The compiler determines which function to call based on the arguments passed. In the </w:t>
+        <w:t>Compile-time polymorphism, achieved through method overloading, allows multiple functions with the same name to exist within a class, provided their parameter lists differ. The compiler determ</w:t>
+      </w:r>
+      <w:r>
+        <w:rPr>
+          <w:rFonts w:ascii="Times" w:eastAsia="Times" w:hAnsi="Times" w:cs="Times"/>
+        </w:rPr>
+        <w:t xml:space="preserve">ines which function to call based on the arguments passed. In the </w:t>
       </w:r>
       <w:proofErr w:type="spellStart"/>
       <w:r>
@@ -6051,6 +6574,7 @@
         <w:t xml:space="preserve"> class, the </w:t>
       </w:r>
       <w:proofErr w:type="spellStart"/>
+      <w:proofErr w:type="gramStart"/>
       <w:r>
         <w:rPr>
           <w:rFonts w:ascii="Times" w:eastAsia="Times" w:hAnsi="Times" w:cs="Times"/>
@@ -6062,7 +6586,14 @@
         <w:rPr>
           <w:rFonts w:ascii="Times" w:eastAsia="Times" w:hAnsi="Times" w:cs="Times"/>
         </w:rPr>
-        <w:t>() method is overloaded to handle different grading formats: one accepts an integer (numeric score) and the other accepts a string (letter grade).</w:t>
+        <w:t>(</w:t>
+      </w:r>
+      <w:proofErr w:type="gramEnd"/>
+      <w:r>
+        <w:rPr>
+          <w:rFonts w:ascii="Times" w:eastAsia="Times" w:hAnsi="Times" w:cs="Times"/>
+        </w:rPr>
+        <w:t>) method is overloaded to handle different grading formats: one accepts an integer (numeric score) and the other accepts a string (letter grade).</w:t>
       </w:r>
     </w:p>
     <w:p>
@@ -6102,9 +6633,16 @@
         <w:rPr>
           <w:rFonts w:ascii="Times" w:eastAsia="Times" w:hAnsi="Times" w:cs="Times"/>
         </w:rPr>
-        <w:t xml:space="preserve"> Run-time polymorphism occurs when a derived class overrides a virtual function from its base class, allowing the program to dynamically determine which function to execute at run-time based on the object's actual type. In the system, the </w:t>
+        <w:t xml:space="preserve"> Run-time polymorphism occurs when a derived class overrides a virtual function from its base class, allowing the program to dynamically determine which function to execute at run-time based on </w:t>
+      </w:r>
+      <w:r>
+        <w:rPr>
+          <w:rFonts w:ascii="Times" w:eastAsia="Times" w:hAnsi="Times" w:cs="Times"/>
+        </w:rPr>
+        <w:t xml:space="preserve">the object's actual type. In the system, the </w:t>
       </w:r>
       <w:proofErr w:type="spellStart"/>
+      <w:proofErr w:type="gramStart"/>
       <w:r>
         <w:rPr>
           <w:rFonts w:ascii="Times" w:eastAsia="Times" w:hAnsi="Times" w:cs="Times"/>
@@ -6116,7 +6654,14 @@
         <w:rPr>
           <w:rFonts w:ascii="Times" w:eastAsia="Times" w:hAnsi="Times" w:cs="Times"/>
         </w:rPr>
-        <w:t xml:space="preserve">() function is declared as virtual in the </w:t>
+        <w:t>(</w:t>
+      </w:r>
+      <w:proofErr w:type="gramEnd"/>
+      <w:r>
+        <w:rPr>
+          <w:rFonts w:ascii="Times" w:eastAsia="Times" w:hAnsi="Times" w:cs="Times"/>
+        </w:rPr>
+        <w:t xml:space="preserve">) function is declared as virtual in the </w:t>
       </w:r>
       <w:proofErr w:type="spellStart"/>
       <w:r>
@@ -6144,7 +6689,13 @@
         <w:rPr>
           <w:rFonts w:ascii="Times" w:eastAsia="Times" w:hAnsi="Times" w:cs="Times"/>
         </w:rPr>
-        <w:t xml:space="preserve"> classes. When the Department class iterates through a collection of base class pointers, it correctly executes the specific overridden function for each member type.</w:t>
+        <w:t xml:space="preserve"> classes. When the Department class iterates through a collection of ba</w:t>
+      </w:r>
+      <w:r>
+        <w:rPr>
+          <w:rFonts w:ascii="Times" w:eastAsia="Times" w:hAnsi="Times" w:cs="Times"/>
+        </w:rPr>
+        <w:t>se class pointers, it correctly executes the specific overridden function for each member type.</w:t>
       </w:r>
     </w:p>
     <w:p>
@@ -6188,7 +6739,13 @@
         <w:rPr>
           <w:rFonts w:ascii="Times" w:eastAsia="Times" w:hAnsi="Times" w:cs="Times"/>
         </w:rPr>
-        <w:t xml:space="preserve">An abstract class is a class that contains at least one pure virtual function and serves as a strict blueprint; it cannot be instantiated directly as an object. The </w:t>
+        <w:t>An abstract class is a class that contains at least one pure virtual function and serves as a stri</w:t>
+      </w:r>
+      <w:r>
+        <w:rPr>
+          <w:rFonts w:ascii="Times" w:eastAsia="Times" w:hAnsi="Times" w:cs="Times"/>
+        </w:rPr>
+        <w:t xml:space="preserve">ct blueprint; it cannot be instantiated directly as an object. The </w:t>
       </w:r>
       <w:proofErr w:type="spellStart"/>
       <w:r>
@@ -6205,6 +6762,7 @@
         <w:t xml:space="preserve"> class acts as an abstract base class because it contains the pure virtual function virtual void </w:t>
       </w:r>
       <w:proofErr w:type="spellStart"/>
+      <w:proofErr w:type="gramStart"/>
       <w:r>
         <w:rPr>
           <w:rFonts w:ascii="Times" w:eastAsia="Times" w:hAnsi="Times" w:cs="Times"/>
@@ -6216,7 +6774,34 @@
         <w:rPr>
           <w:rFonts w:ascii="Times" w:eastAsia="Times" w:hAnsi="Times" w:cs="Times"/>
         </w:rPr>
-        <w:t>() const = 0;. This enforces a structural rule ensuring that any specific role derived from it must provide its own implementation of this method.</w:t>
+        <w:t>(</w:t>
+      </w:r>
+      <w:proofErr w:type="gramEnd"/>
+      <w:r>
+        <w:rPr>
+          <w:rFonts w:ascii="Times" w:eastAsia="Times" w:hAnsi="Times" w:cs="Times"/>
+        </w:rPr>
+        <w:t xml:space="preserve">) </w:t>
+      </w:r>
+      <w:proofErr w:type="spellStart"/>
+      <w:r>
+        <w:rPr>
+          <w:rFonts w:ascii="Times" w:eastAsia="Times" w:hAnsi="Times" w:cs="Times"/>
+        </w:rPr>
+        <w:t>const</w:t>
+      </w:r>
+      <w:proofErr w:type="spellEnd"/>
+      <w:r>
+        <w:rPr>
+          <w:rFonts w:ascii="Times" w:eastAsia="Times" w:hAnsi="Times" w:cs="Times"/>
+        </w:rPr>
+        <w:t xml:space="preserve"> = 0;. This enforces a structural rule ensuring that any </w:t>
+      </w:r>
+      <w:r>
+        <w:rPr>
+          <w:rFonts w:ascii="Times" w:eastAsia="Times" w:hAnsi="Times" w:cs="Times"/>
+        </w:rPr>
+        <w:t>specific role derived from it must provide its own implementation of this method.</w:t>
       </w:r>
     </w:p>
     <w:p>
@@ -6256,7 +6841,13 @@
         <w:rPr>
           <w:rFonts w:ascii="Times" w:eastAsia="Times" w:hAnsi="Times" w:cs="Times"/>
         </w:rPr>
-        <w:t xml:space="preserve">The Diamond Problem is a logical ambiguity that arises in multiple inheritance when a class inherits from two derived classes that share a common base class. Without intervention, this results in duplicate copies of the base class's attributes. In this assignment, </w:t>
+        <w:t>The Diamond Problem is a logical ambiguity that arises in multiple inheritance when a class inherits from two der</w:t>
+      </w:r>
+      <w:r>
+        <w:rPr>
+          <w:rFonts w:ascii="Times" w:eastAsia="Times" w:hAnsi="Times" w:cs="Times"/>
+        </w:rPr>
+        <w:t xml:space="preserve">ived classes that share a common base class. Without intervention, this results in duplicate copies of the base class's attributes. In this assignment, </w:t>
       </w:r>
       <w:proofErr w:type="spellStart"/>
       <w:r>
@@ -6284,7 +6875,13 @@
         <w:rPr>
           <w:rFonts w:ascii="Times" w:eastAsia="Times" w:hAnsi="Times" w:cs="Times"/>
         </w:rPr>
-        <w:t xml:space="preserve">. To resolve this, Student and Staff use </w:t>
+        <w:t>. To res</w:t>
+      </w:r>
+      <w:r>
+        <w:rPr>
+          <w:rFonts w:ascii="Times" w:eastAsia="Times" w:hAnsi="Times" w:cs="Times"/>
+        </w:rPr>
+        <w:t xml:space="preserve">olve this, Student and Staff use </w:t>
       </w:r>
       <w:r>
         <w:rPr>
@@ -6613,7 +7210,13 @@
         <w:rPr>
           <w:rFonts w:ascii="Times" w:eastAsia="Times" w:hAnsi="Times" w:cs="Times"/>
         </w:rPr>
-        <w:t>Assessment Rubric for Assignment</w:t>
+        <w:t xml:space="preserve">Assessment Rubric for </w:t>
+      </w:r>
+      <w:r>
+        <w:rPr>
+          <w:rFonts w:ascii="Times" w:eastAsia="Times" w:hAnsi="Times" w:cs="Times"/>
+        </w:rPr>
+        <w:t>Assignment</w:t>
       </w:r>
     </w:p>
     <w:tbl>
@@ -7057,8 +7660,28 @@
                 <w:sz w:val="18"/>
                 <w:szCs w:val="18"/>
               </w:rPr>
-              <w:t>Executes without errors excellent user prompts, good use of symbols, spacing in output. Through testing has been completed .</w:t>
-            </w:r>
+              <w:t xml:space="preserve">Executes without errors excellent user prompts, good use of </w:t>
+            </w:r>
+            <w:r>
+              <w:rPr>
+                <w:rFonts w:ascii="Times" w:eastAsia="Times" w:hAnsi="Times" w:cs="Times"/>
+                <w:color w:val="000000"/>
+                <w:sz w:val="18"/>
+                <w:szCs w:val="18"/>
+              </w:rPr>
+              <w:t xml:space="preserve">symbols, spacing in output. Through testing has been </w:t>
+            </w:r>
+            <w:proofErr w:type="gramStart"/>
+            <w:r>
+              <w:rPr>
+                <w:rFonts w:ascii="Times" w:eastAsia="Times" w:hAnsi="Times" w:cs="Times"/>
+                <w:color w:val="000000"/>
+                <w:sz w:val="18"/>
+                <w:szCs w:val="18"/>
+              </w:rPr>
+              <w:t>completed .</w:t>
+            </w:r>
+            <w:proofErr w:type="gramEnd"/>
           </w:p>
         </w:tc>
         <w:tc>
@@ -7092,8 +7715,19 @@
                 <w:sz w:val="18"/>
                 <w:szCs w:val="18"/>
               </w:rPr>
-              <w:t>Executes without errors, user prompts are understandable, minimum use of symbols or spacing in output. Some testing has been completed .</w:t>
-            </w:r>
+              <w:t xml:space="preserve">Executes without errors, user prompts are understandable, minimum use of symbols or spacing in output. Some testing has been </w:t>
+            </w:r>
+            <w:proofErr w:type="gramStart"/>
+            <w:r>
+              <w:rPr>
+                <w:rFonts w:ascii="Times" w:eastAsia="Times" w:hAnsi="Times" w:cs="Times"/>
+                <w:color w:val="000000"/>
+                <w:sz w:val="18"/>
+                <w:szCs w:val="18"/>
+              </w:rPr>
+              <w:t>completed .</w:t>
+            </w:r>
+            <w:proofErr w:type="gramEnd"/>
           </w:p>
         </w:tc>
         <w:tc>
@@ -7127,7 +7761,16 @@
                 <w:sz w:val="18"/>
                 <w:szCs w:val="18"/>
               </w:rPr>
-              <w:t>Does not execute due to syntax errors, runtime errors, user prompts are misleading or non- existent. No testing has been completed.</w:t>
+              <w:t>Does not execute due to syntax errors, runtime errors,</w:t>
+            </w:r>
+            <w:r>
+              <w:rPr>
+                <w:rFonts w:ascii="Times" w:eastAsia="Times" w:hAnsi="Times" w:cs="Times"/>
+                <w:color w:val="000000"/>
+                <w:sz w:val="18"/>
+                <w:szCs w:val="18"/>
+              </w:rPr>
+              <w:t xml:space="preserve"> user prompts are misleading or non- existent. No testing has been completed.</w:t>
             </w:r>
           </w:p>
         </w:tc>
@@ -7335,7 +7978,16 @@
                 <w:sz w:val="18"/>
                 <w:szCs w:val="18"/>
               </w:rPr>
-              <w:t>Unable to make changes and answer all questions.</w:t>
+              <w:t xml:space="preserve">Unable to make changes and answer all </w:t>
+            </w:r>
+            <w:r>
+              <w:rPr>
+                <w:rFonts w:ascii="Times" w:eastAsia="Times" w:hAnsi="Times" w:cs="Times"/>
+                <w:color w:val="000000"/>
+                <w:sz w:val="18"/>
+                <w:szCs w:val="18"/>
+              </w:rPr>
+              <w:t>questions.</w:t>
             </w:r>
           </w:p>
         </w:tc>
@@ -7731,7 +8383,27 @@
                 <w:sz w:val="18"/>
                 <w:szCs w:val="18"/>
               </w:rPr>
-              <w:t>Actively engages and cooperates with other group  member(s) in effective manner.</w:t>
+              <w:t xml:space="preserve">Actively engages and cooperates with other </w:t>
+            </w:r>
+            <w:proofErr w:type="gramStart"/>
+            <w:r>
+              <w:rPr>
+                <w:rFonts w:ascii="Times" w:eastAsia="Times" w:hAnsi="Times" w:cs="Times"/>
+                <w:color w:val="000000"/>
+                <w:sz w:val="18"/>
+                <w:szCs w:val="18"/>
+              </w:rPr>
+              <w:t>group  member</w:t>
+            </w:r>
+            <w:proofErr w:type="gramEnd"/>
+            <w:r>
+              <w:rPr>
+                <w:rFonts w:ascii="Times" w:eastAsia="Times" w:hAnsi="Times" w:cs="Times"/>
+                <w:color w:val="000000"/>
+                <w:sz w:val="18"/>
+                <w:szCs w:val="18"/>
+              </w:rPr>
+              <w:t>(s) in effective manner.</w:t>
             </w:r>
           </w:p>
         </w:tc>
@@ -7766,7 +8438,16 @@
                 <w:sz w:val="18"/>
                 <w:szCs w:val="18"/>
               </w:rPr>
-              <w:t>Cooperates with other group member(s) in a reasonable manner but conduct can be</w:t>
+              <w:t xml:space="preserve">Cooperates with other group member(s) in a </w:t>
+            </w:r>
+            <w:r>
+              <w:rPr>
+                <w:rFonts w:ascii="Times" w:eastAsia="Times" w:hAnsi="Times" w:cs="Times"/>
+                <w:color w:val="000000"/>
+                <w:sz w:val="18"/>
+                <w:szCs w:val="18"/>
+              </w:rPr>
+              <w:t>reasonable manner but conduct can be</w:t>
             </w:r>
           </w:p>
           <w:p>
@@ -7788,6 +8469,7 @@
                 <w:szCs w:val="18"/>
               </w:rPr>
             </w:pPr>
+            <w:proofErr w:type="gramStart"/>
             <w:r>
               <w:rPr>
                 <w:rFonts w:ascii="Times" w:eastAsia="Times" w:hAnsi="Times" w:cs="Times"/>
@@ -7795,7 +8477,17 @@
                 <w:sz w:val="18"/>
                 <w:szCs w:val="18"/>
               </w:rPr>
-              <w:t>improved.</w:t>
+              <w:t>improved</w:t>
+            </w:r>
+            <w:proofErr w:type="gramEnd"/>
+            <w:r>
+              <w:rPr>
+                <w:rFonts w:ascii="Times" w:eastAsia="Times" w:hAnsi="Times" w:cs="Times"/>
+                <w:color w:val="000000"/>
+                <w:sz w:val="18"/>
+                <w:szCs w:val="18"/>
+              </w:rPr>
+              <w:t>.</w:t>
             </w:r>
           </w:p>
         </w:tc>
@@ -8025,7 +8717,16 @@
                 <w:sz w:val="18"/>
                 <w:szCs w:val="18"/>
               </w:rPr>
-              <w:t>Code comments are added and does not help the reader to understand the code.</w:t>
+              <w:t xml:space="preserve">Code comments </w:t>
+            </w:r>
+            <w:r>
+              <w:rPr>
+                <w:rFonts w:ascii="Times" w:eastAsia="Times" w:hAnsi="Times" w:cs="Times"/>
+                <w:color w:val="000000"/>
+                <w:sz w:val="18"/>
+                <w:szCs w:val="18"/>
+              </w:rPr>
+              <w:t>are added and does not help the reader to understand the code.</w:t>
             </w:r>
           </w:p>
         </w:tc>
@@ -8198,7 +8899,16 @@
                 <w:sz w:val="18"/>
                 <w:szCs w:val="18"/>
               </w:rPr>
-              <w:t>Excellent use of white space, creatively organized work, excellent use of variables and constants, correct identifiers for constants, No line-wrap.</w:t>
+              <w:t xml:space="preserve">Excellent use of white space, creatively organized work, excellent use of variables and constants, correct identifiers for constants, No </w:t>
+            </w:r>
+            <w:r>
+              <w:rPr>
+                <w:rFonts w:ascii="Times" w:eastAsia="Times" w:hAnsi="Times" w:cs="Times"/>
+                <w:color w:val="000000"/>
+                <w:sz w:val="18"/>
+                <w:szCs w:val="18"/>
+              </w:rPr>
+              <w:t>line-wrap.</w:t>
             </w:r>
           </w:p>
         </w:tc>
@@ -8407,8 +9117,19 @@
                 <w:sz w:val="18"/>
                 <w:szCs w:val="18"/>
               </w:rPr>
-              <w:t>Solution is efficient, easy to understand, and maintain .</w:t>
-            </w:r>
+              <w:t xml:space="preserve">Solution is efficient, easy to understand, and </w:t>
+            </w:r>
+            <w:proofErr w:type="gramStart"/>
+            <w:r>
+              <w:rPr>
+                <w:rFonts w:ascii="Times" w:eastAsia="Times" w:hAnsi="Times" w:cs="Times"/>
+                <w:color w:val="000000"/>
+                <w:sz w:val="18"/>
+                <w:szCs w:val="18"/>
+              </w:rPr>
+              <w:t>maintain .</w:t>
+            </w:r>
+            <w:proofErr w:type="gramEnd"/>
           </w:p>
         </w:tc>
         <w:tc>
@@ -8477,8 +9198,19 @@
                 <w:sz w:val="18"/>
                 <w:szCs w:val="18"/>
               </w:rPr>
-              <w:t>A difficult and inefficient solution .</w:t>
-            </w:r>
+              <w:t xml:space="preserve">A difficult and inefficient </w:t>
+            </w:r>
+            <w:proofErr w:type="gramStart"/>
+            <w:r>
+              <w:rPr>
+                <w:rFonts w:ascii="Times" w:eastAsia="Times" w:hAnsi="Times" w:cs="Times"/>
+                <w:color w:val="000000"/>
+                <w:sz w:val="18"/>
+                <w:szCs w:val="18"/>
+              </w:rPr>
+              <w:t>solution .</w:t>
+            </w:r>
+            <w:proofErr w:type="gramEnd"/>
           </w:p>
         </w:tc>
         <w:tc>
@@ -8609,7 +9341,7 @@
 </file>
 
 <file path=word/endnotes.xml><?xml version="1.0" encoding="utf-8"?>
-<w:endnotes xmlns:wpc="http://schemas.microsoft.com/office/word/2010/wordprocessingCanvas" xmlns:cx="http://schemas.microsoft.com/office/drawing/2014/chartex" xmlns:cx1="http://schemas.microsoft.com/office/drawing/2015/9/8/chartex" xmlns:cx2="http://schemas.microsoft.com/office/drawing/2015/10/21/chartex" xmlns:cx3="http://schemas.microsoft.com/office/drawing/2016/5/9/chartex" xmlns:cx4="http://schemas.microsoft.com/office/drawing/2016/5/10/chartex" xmlns:cx5="http://schemas.microsoft.com/office/drawing/2016/5/11/chartex" xmlns:cx6="http://schemas.microsoft.com/office/drawing/2016/5/12/chartex" xmlns:cx7="http://schemas.microsoft.com/office/drawing/2016/5/13/chartex" xmlns:cx8="http://schemas.microsoft.com/office/drawing/2016/5/14/chartex" xmlns:mc="http://schemas.openxmlformats.org/markup-compatibility/2006" xmlns:aink="http://schemas.microsoft.com/office/drawing/2016/ink" xmlns:am3d="http://schemas.microsoft.com/office/drawing/2017/model3d" xmlns:o="urn:schemas-microsoft-com:office:office" xmlns:oel="http://schemas.microsoft.com/office/2019/extlst" xmlns:r="http://schemas.openxmlformats.org/officeDocument/2006/relationships" xmlns:m="http://schemas.openxmlformats.org/officeDocument/2006/math" xmlns:v="urn:schemas-microsoft-com:vml" xmlns:wp14="http://schemas.microsoft.com/office/word/2010/wordprocessingDrawing" xmlns:wp="http://schemas.openxmlformats.org/drawingml/2006/wordprocessingDrawing" xmlns:w10="urn:schemas-microsoft-com:office:word" xmlns:w="http://schemas.openxmlformats.org/wordprocessingml/2006/main" xmlns:w14="http://schemas.microsoft.com/office/word/2010/wordml" xmlns:w15="http://schemas.microsoft.com/office/word/2012/wordml" xmlns:w16cex="http://schemas.microsoft.com/office/word/2018/wordml/cex" xmlns:w16cid="http://schemas.microsoft.com/office/word/2016/wordml/cid" xmlns:w16="http://schemas.microsoft.com/office/word/2018/wordml" xmlns:w16du="http://schemas.microsoft.com/office/word/2023/wordml/word16du" xmlns:w16sdtdh="http://schemas.microsoft.com/office/word/2020/wordml/sdtdatahash" xmlns:w16sdtfl="http://schemas.microsoft.com/office/word/2024/wordml/sdtformatlock" xmlns:w16se="http://schemas.microsoft.com/office/word/2015/wordml/symex" xmlns:wpg="http://schemas.microsoft.com/office/word/2010/wordprocessingGroup" xmlns:wpi="http://schemas.microsoft.com/office/word/2010/wordprocessingInk" xmlns:wne="http://schemas.microsoft.com/office/word/2006/wordml" xmlns:wps="http://schemas.microsoft.com/office/word/2010/wordprocessingShape" mc:Ignorable="w14 w15 w16se w16cid w16 w16cex w16sdtdh w16sdtfl w16du wp14">
+<w:endnotes xmlns:wpc="http://schemas.microsoft.com/office/word/2010/wordprocessingCanvas" xmlns:cx="http://schemas.microsoft.com/office/drawing/2014/chartex" xmlns:cx1="http://schemas.microsoft.com/office/drawing/2015/9/8/chartex" xmlns:mc="http://schemas.openxmlformats.org/markup-compatibility/2006" xmlns:o="urn:schemas-microsoft-com:office:office" xmlns:r="http://schemas.openxmlformats.org/officeDocument/2006/relationships" xmlns:m="http://schemas.openxmlformats.org/officeDocument/2006/math" xmlns:v="urn:schemas-microsoft-com:vml" xmlns:wp14="http://schemas.microsoft.com/office/word/2010/wordprocessingDrawing" xmlns:wp="http://schemas.openxmlformats.org/drawingml/2006/wordprocessingDrawing" xmlns:w10="urn:schemas-microsoft-com:office:word" xmlns:w="http://schemas.openxmlformats.org/wordprocessingml/2006/main" xmlns:w14="http://schemas.microsoft.com/office/word/2010/wordml" xmlns:w15="http://schemas.microsoft.com/office/word/2012/wordml" xmlns:w16se="http://schemas.microsoft.com/office/word/2015/wordml/symex" xmlns:wpg="http://schemas.microsoft.com/office/word/2010/wordprocessingGroup" xmlns:wpi="http://schemas.microsoft.com/office/word/2010/wordprocessingInk" xmlns:wne="http://schemas.microsoft.com/office/word/2006/wordml" xmlns:wps="http://schemas.microsoft.com/office/word/2010/wordprocessingShape" mc:Ignorable="w14 w15 w16se wp14">
   <w:endnote w:type="separator" w:id="-1">
     <w:p>
       <w:pPr>
@@ -8634,7 +9366,7 @@
 </file>
 
 <file path=word/footnotes.xml><?xml version="1.0" encoding="utf-8"?>
-<w:footnotes xmlns:wpc="http://schemas.microsoft.com/office/word/2010/wordprocessingCanvas" xmlns:cx="http://schemas.microsoft.com/office/drawing/2014/chartex" xmlns:cx1="http://schemas.microsoft.com/office/drawing/2015/9/8/chartex" xmlns:cx2="http://schemas.microsoft.com/office/drawing/2015/10/21/chartex" xmlns:cx3="http://schemas.microsoft.com/office/drawing/2016/5/9/chartex" xmlns:cx4="http://schemas.microsoft.com/office/drawing/2016/5/10/chartex" xmlns:cx5="http://schemas.microsoft.com/office/drawing/2016/5/11/chartex" xmlns:cx6="http://schemas.microsoft.com/office/drawing/2016/5/12/chartex" xmlns:cx7="http://schemas.microsoft.com/office/drawing/2016/5/13/chartex" xmlns:cx8="http://schemas.microsoft.com/office/drawing/2016/5/14/chartex" xmlns:mc="http://schemas.openxmlformats.org/markup-compatibility/2006" xmlns:aink="http://schemas.microsoft.com/office/drawing/2016/ink" xmlns:am3d="http://schemas.microsoft.com/office/drawing/2017/model3d" xmlns:o="urn:schemas-microsoft-com:office:office" xmlns:oel="http://schemas.microsoft.com/office/2019/extlst" xmlns:r="http://schemas.openxmlformats.org/officeDocument/2006/relationships" xmlns:m="http://schemas.openxmlformats.org/officeDocument/2006/math" xmlns:v="urn:schemas-microsoft-com:vml" xmlns:wp14="http://schemas.microsoft.com/office/word/2010/wordprocessingDrawing" xmlns:wp="http://schemas.openxmlformats.org/drawingml/2006/wordprocessingDrawing" xmlns:w10="urn:schemas-microsoft-com:office:word" xmlns:w="http://schemas.openxmlformats.org/wordprocessingml/2006/main" xmlns:w14="http://schemas.microsoft.com/office/word/2010/wordml" xmlns:w15="http://schemas.microsoft.com/office/word/2012/wordml" xmlns:w16cex="http://schemas.microsoft.com/office/word/2018/wordml/cex" xmlns:w16cid="http://schemas.microsoft.com/office/word/2016/wordml/cid" xmlns:w16="http://schemas.microsoft.com/office/word/2018/wordml" xmlns:w16du="http://schemas.microsoft.com/office/word/2023/wordml/word16du" xmlns:w16sdtdh="http://schemas.microsoft.com/office/word/2020/wordml/sdtdatahash" xmlns:w16sdtfl="http://schemas.microsoft.com/office/word/2024/wordml/sdtformatlock" xmlns:w16se="http://schemas.microsoft.com/office/word/2015/wordml/symex" xmlns:wpg="http://schemas.microsoft.com/office/word/2010/wordprocessingGroup" xmlns:wpi="http://schemas.microsoft.com/office/word/2010/wordprocessingInk" xmlns:wne="http://schemas.microsoft.com/office/word/2006/wordml" xmlns:wps="http://schemas.microsoft.com/office/word/2010/wordprocessingShape" mc:Ignorable="w14 w15 w16se w16cid w16 w16cex w16sdtdh w16sdtfl w16du wp14">
+<w:footnotes xmlns:wpc="http://schemas.microsoft.com/office/word/2010/wordprocessingCanvas" xmlns:cx="http://schemas.microsoft.com/office/drawing/2014/chartex" xmlns:cx1="http://schemas.microsoft.com/office/drawing/2015/9/8/chartex" xmlns:mc="http://schemas.openxmlformats.org/markup-compatibility/2006" xmlns:o="urn:schemas-microsoft-com:office:office" xmlns:r="http://schemas.openxmlformats.org/officeDocument/2006/relationships" xmlns:m="http://schemas.openxmlformats.org/officeDocument/2006/math" xmlns:v="urn:schemas-microsoft-com:vml" xmlns:wp14="http://schemas.microsoft.com/office/word/2010/wordprocessingDrawing" xmlns:wp="http://schemas.openxmlformats.org/drawingml/2006/wordprocessingDrawing" xmlns:w10="urn:schemas-microsoft-com:office:word" xmlns:w="http://schemas.openxmlformats.org/wordprocessingml/2006/main" xmlns:w14="http://schemas.microsoft.com/office/word/2010/wordml" xmlns:w15="http://schemas.microsoft.com/office/word/2012/wordml" xmlns:w16se="http://schemas.microsoft.com/office/word/2015/wordml/symex" xmlns:wpg="http://schemas.microsoft.com/office/word/2010/wordprocessingGroup" xmlns:wpi="http://schemas.microsoft.com/office/word/2010/wordprocessingInk" xmlns:wne="http://schemas.microsoft.com/office/word/2006/wordml" xmlns:wps="http://schemas.microsoft.com/office/word/2010/wordprocessingShape" mc:Ignorable="w14 w15 w16se wp14">
   <w:footnote w:type="separator" w:id="-1">
     <w:p>
       <w:pPr>
@@ -8659,13 +9391,13 @@
 </file>
 
 <file path=word/header1.xml><?xml version="1.0" encoding="utf-8"?>
-<w:hdr xmlns:wpc="http://schemas.microsoft.com/office/word/2010/wordprocessingCanvas" xmlns:cx="http://schemas.microsoft.com/office/drawing/2014/chartex" xmlns:cx1="http://schemas.microsoft.com/office/drawing/2015/9/8/chartex" xmlns:cx2="http://schemas.microsoft.com/office/drawing/2015/10/21/chartex" xmlns:cx3="http://schemas.microsoft.com/office/drawing/2016/5/9/chartex" xmlns:cx4="http://schemas.microsoft.com/office/drawing/2016/5/10/chartex" xmlns:cx5="http://schemas.microsoft.com/office/drawing/2016/5/11/chartex" xmlns:cx6="http://schemas.microsoft.com/office/drawing/2016/5/12/chartex" xmlns:cx7="http://schemas.microsoft.com/office/drawing/2016/5/13/chartex" xmlns:cx8="http://schemas.microsoft.com/office/drawing/2016/5/14/chartex" xmlns:mc="http://schemas.openxmlformats.org/markup-compatibility/2006" xmlns:aink="http://schemas.microsoft.com/office/drawing/2016/ink" xmlns:am3d="http://schemas.microsoft.com/office/drawing/2017/model3d" xmlns:o="urn:schemas-microsoft-com:office:office" xmlns:oel="http://schemas.microsoft.com/office/2019/extlst" xmlns:r="http://schemas.openxmlformats.org/officeDocument/2006/relationships" xmlns:m="http://schemas.openxmlformats.org/officeDocument/2006/math" xmlns:v="urn:schemas-microsoft-com:vml" xmlns:wp14="http://schemas.microsoft.com/office/word/2010/wordprocessingDrawing" xmlns:wp="http://schemas.openxmlformats.org/drawingml/2006/wordprocessingDrawing" xmlns:w10="urn:schemas-microsoft-com:office:word" xmlns:w="http://schemas.openxmlformats.org/wordprocessingml/2006/main" xmlns:w14="http://schemas.microsoft.com/office/word/2010/wordml" xmlns:w15="http://schemas.microsoft.com/office/word/2012/wordml" xmlns:w16cex="http://schemas.microsoft.com/office/word/2018/wordml/cex" xmlns:w16cid="http://schemas.microsoft.com/office/word/2016/wordml/cid" xmlns:w16="http://schemas.microsoft.com/office/word/2018/wordml" xmlns:w16du="http://schemas.microsoft.com/office/word/2023/wordml/word16du" xmlns:w16sdtdh="http://schemas.microsoft.com/office/word/2020/wordml/sdtdatahash" xmlns:w16sdtfl="http://schemas.microsoft.com/office/word/2024/wordml/sdtformatlock" xmlns:w16se="http://schemas.microsoft.com/office/word/2015/wordml/symex" xmlns:wpg="http://schemas.microsoft.com/office/word/2010/wordprocessingGroup" xmlns:wpi="http://schemas.microsoft.com/office/word/2010/wordprocessingInk" xmlns:wne="http://schemas.microsoft.com/office/word/2006/wordml" xmlns:wps="http://schemas.microsoft.com/office/word/2010/wordprocessingShape" mc:Ignorable="w14 w15 w16se w16cid w16 w16cex w16sdtdh w16sdtfl w16du wp14">
+<w:hdr xmlns:wpc="http://schemas.microsoft.com/office/word/2010/wordprocessingCanvas" xmlns:cx="http://schemas.microsoft.com/office/drawing/2014/chartex" xmlns:cx1="http://schemas.microsoft.com/office/drawing/2015/9/8/chartex" xmlns:mc="http://schemas.openxmlformats.org/markup-compatibility/2006" xmlns:o="urn:schemas-microsoft-com:office:office" xmlns:r="http://schemas.openxmlformats.org/officeDocument/2006/relationships" xmlns:m="http://schemas.openxmlformats.org/officeDocument/2006/math" xmlns:v="urn:schemas-microsoft-com:vml" xmlns:wp14="http://schemas.microsoft.com/office/word/2010/wordprocessingDrawing" xmlns:wp="http://schemas.openxmlformats.org/drawingml/2006/wordprocessingDrawing" xmlns:w10="urn:schemas-microsoft-com:office:word" xmlns:w="http://schemas.openxmlformats.org/wordprocessingml/2006/main" xmlns:w14="http://schemas.microsoft.com/office/word/2010/wordml" xmlns:w15="http://schemas.microsoft.com/office/word/2012/wordml" xmlns:w16se="http://schemas.microsoft.com/office/word/2015/wordml/symex" xmlns:wpg="http://schemas.microsoft.com/office/word/2010/wordprocessingGroup" xmlns:wpi="http://schemas.microsoft.com/office/word/2010/wordprocessingInk" xmlns:wne="http://schemas.microsoft.com/office/word/2006/wordml" xmlns:wps="http://schemas.microsoft.com/office/word/2010/wordprocessingShape" mc:Ignorable="w14 w15 w16se wp14">
   <w:p/>
 </w:hdr>
 </file>
 
 <file path=word/numbering.xml><?xml version="1.0" encoding="utf-8"?>
-<w:numbering xmlns:wpc="http://schemas.microsoft.com/office/word/2010/wordprocessingCanvas" xmlns:cx="http://schemas.microsoft.com/office/drawing/2014/chartex" xmlns:cx1="http://schemas.microsoft.com/office/drawing/2015/9/8/chartex" xmlns:cx2="http://schemas.microsoft.com/office/drawing/2015/10/21/chartex" xmlns:cx3="http://schemas.microsoft.com/office/drawing/2016/5/9/chartex" xmlns:cx4="http://schemas.microsoft.com/office/drawing/2016/5/10/chartex" xmlns:cx5="http://schemas.microsoft.com/office/drawing/2016/5/11/chartex" xmlns:cx6="http://schemas.microsoft.com/office/drawing/2016/5/12/chartex" xmlns:cx7="http://schemas.microsoft.com/office/drawing/2016/5/13/chartex" xmlns:cx8="http://schemas.microsoft.com/office/drawing/2016/5/14/chartex" xmlns:mc="http://schemas.openxmlformats.org/markup-compatibility/2006" xmlns:aink="http://schemas.microsoft.com/office/drawing/2016/ink" xmlns:am3d="http://schemas.microsoft.com/office/drawing/2017/model3d" xmlns:o="urn:schemas-microsoft-com:office:office" xmlns:oel="http://schemas.microsoft.com/office/2019/extlst" xmlns:r="http://schemas.openxmlformats.org/officeDocument/2006/relationships" xmlns:m="http://schemas.openxmlformats.org/officeDocument/2006/math" xmlns:v="urn:schemas-microsoft-com:vml" xmlns:wp14="http://schemas.microsoft.com/office/word/2010/wordprocessingDrawing" xmlns:wp="http://schemas.openxmlformats.org/drawingml/2006/wordprocessingDrawing" xmlns:w10="urn:schemas-microsoft-com:office:word" xmlns:w="http://schemas.openxmlformats.org/wordprocessingml/2006/main" xmlns:w14="http://schemas.microsoft.com/office/word/2010/wordml" xmlns:w15="http://schemas.microsoft.com/office/word/2012/wordml" xmlns:w16cex="http://schemas.microsoft.com/office/word/2018/wordml/cex" xmlns:w16cid="http://schemas.microsoft.com/office/word/2016/wordml/cid" xmlns:w16="http://schemas.microsoft.com/office/word/2018/wordml" xmlns:w16du="http://schemas.microsoft.com/office/word/2023/wordml/word16du" xmlns:w16sdtdh="http://schemas.microsoft.com/office/word/2020/wordml/sdtdatahash" xmlns:w16sdtfl="http://schemas.microsoft.com/office/word/2024/wordml/sdtformatlock" xmlns:w16se="http://schemas.microsoft.com/office/word/2015/wordml/symex" xmlns:wpg="http://schemas.microsoft.com/office/word/2010/wordprocessingGroup" xmlns:wpi="http://schemas.microsoft.com/office/word/2010/wordprocessingInk" xmlns:wne="http://schemas.microsoft.com/office/word/2006/wordml" xmlns:wps="http://schemas.microsoft.com/office/word/2010/wordprocessingShape" mc:Ignorable="w14 w15 w16se w16cid w16 w16cex w16sdtdh w16sdtfl w16du wp14">
+<w:numbering xmlns:wpc="http://schemas.microsoft.com/office/word/2010/wordprocessingCanvas" xmlns:cx="http://schemas.microsoft.com/office/drawing/2014/chartex" xmlns:cx1="http://schemas.microsoft.com/office/drawing/2015/9/8/chartex" xmlns:mc="http://schemas.openxmlformats.org/markup-compatibility/2006" xmlns:o="urn:schemas-microsoft-com:office:office" xmlns:r="http://schemas.openxmlformats.org/officeDocument/2006/relationships" xmlns:m="http://schemas.openxmlformats.org/officeDocument/2006/math" xmlns:v="urn:schemas-microsoft-com:vml" xmlns:wp14="http://schemas.microsoft.com/office/word/2010/wordprocessingDrawing" xmlns:wp="http://schemas.openxmlformats.org/drawingml/2006/wordprocessingDrawing" xmlns:w10="urn:schemas-microsoft-com:office:word" xmlns:w="http://schemas.openxmlformats.org/wordprocessingml/2006/main" xmlns:w14="http://schemas.microsoft.com/office/word/2010/wordml" xmlns:w15="http://schemas.microsoft.com/office/word/2012/wordml" xmlns:w16se="http://schemas.microsoft.com/office/word/2015/wordml/symex" xmlns:wpg="http://schemas.microsoft.com/office/word/2010/wordprocessingGroup" xmlns:wpi="http://schemas.microsoft.com/office/word/2010/wordprocessingInk" xmlns:wne="http://schemas.microsoft.com/office/word/2006/wordml" xmlns:wps="http://schemas.microsoft.com/office/word/2010/wordprocessingShape" mc:Ignorable="w14 w15 w16se wp14">
   <w:abstractNum w:abstractNumId="0" w15:restartNumberingAfterBreak="0">
     <w:nsid w:val="03CE382F"/>
     <w:multiLevelType w:val="multilevel"/>
@@ -10872,71 +11604,71 @@
       </w:rPr>
     </w:lvl>
   </w:abstractNum>
-  <w:num w:numId="1" w16cid:durableId="1348022615">
+  <w:num w:numId="1">
     <w:abstractNumId w:val="16"/>
   </w:num>
-  <w:num w:numId="2" w16cid:durableId="246042460">
+  <w:num w:numId="2">
     <w:abstractNumId w:val="1"/>
   </w:num>
-  <w:num w:numId="3" w16cid:durableId="1903523887">
+  <w:num w:numId="3">
     <w:abstractNumId w:val="12"/>
   </w:num>
-  <w:num w:numId="4" w16cid:durableId="1593123551">
+  <w:num w:numId="4">
     <w:abstractNumId w:val="10"/>
   </w:num>
-  <w:num w:numId="5" w16cid:durableId="1322582825">
+  <w:num w:numId="5">
     <w:abstractNumId w:val="14"/>
   </w:num>
-  <w:num w:numId="6" w16cid:durableId="364261069">
+  <w:num w:numId="6">
     <w:abstractNumId w:val="18"/>
   </w:num>
-  <w:num w:numId="7" w16cid:durableId="764112835">
+  <w:num w:numId="7">
     <w:abstractNumId w:val="6"/>
   </w:num>
-  <w:num w:numId="8" w16cid:durableId="229121555">
+  <w:num w:numId="8">
     <w:abstractNumId w:val="9"/>
   </w:num>
-  <w:num w:numId="9" w16cid:durableId="707950120">
+  <w:num w:numId="9">
     <w:abstractNumId w:val="11"/>
   </w:num>
-  <w:num w:numId="10" w16cid:durableId="1776944457">
+  <w:num w:numId="10">
     <w:abstractNumId w:val="2"/>
   </w:num>
-  <w:num w:numId="11" w16cid:durableId="1506940190">
+  <w:num w:numId="11">
     <w:abstractNumId w:val="17"/>
   </w:num>
-  <w:num w:numId="12" w16cid:durableId="29770123">
+  <w:num w:numId="12">
     <w:abstractNumId w:val="0"/>
   </w:num>
-  <w:num w:numId="13" w16cid:durableId="2036030048">
+  <w:num w:numId="13">
     <w:abstractNumId w:val="5"/>
   </w:num>
-  <w:num w:numId="14" w16cid:durableId="701831471">
+  <w:num w:numId="14">
     <w:abstractNumId w:val="19"/>
   </w:num>
-  <w:num w:numId="15" w16cid:durableId="1023088343">
+  <w:num w:numId="15">
     <w:abstractNumId w:val="15"/>
   </w:num>
-  <w:num w:numId="16" w16cid:durableId="452485117">
+  <w:num w:numId="16">
     <w:abstractNumId w:val="7"/>
   </w:num>
-  <w:num w:numId="17" w16cid:durableId="1269387853">
+  <w:num w:numId="17">
     <w:abstractNumId w:val="3"/>
   </w:num>
-  <w:num w:numId="18" w16cid:durableId="1167675611">
+  <w:num w:numId="18">
     <w:abstractNumId w:val="4"/>
   </w:num>
-  <w:num w:numId="19" w16cid:durableId="1028986538">
+  <w:num w:numId="19">
     <w:abstractNumId w:val="8"/>
   </w:num>
-  <w:num w:numId="20" w16cid:durableId="1581868748">
+  <w:num w:numId="20">
     <w:abstractNumId w:val="13"/>
   </w:num>
 </w:numbering>
 </file>
 
 <file path=word/styles.xml><?xml version="1.0" encoding="utf-8"?>
-<w:styles xmlns:mc="http://schemas.openxmlformats.org/markup-compatibility/2006" xmlns:r="http://schemas.openxmlformats.org/officeDocument/2006/relationships" xmlns:w="http://schemas.openxmlformats.org/wordprocessingml/2006/main" xmlns:w14="http://schemas.microsoft.com/office/word/2010/wordml" xmlns:w15="http://schemas.microsoft.com/office/word/2012/wordml" xmlns:w16cex="http://schemas.microsoft.com/office/word/2018/wordml/cex" xmlns:w16cid="http://schemas.microsoft.com/office/word/2016/wordml/cid" xmlns:w16="http://schemas.microsoft.com/office/word/2018/wordml" xmlns:w16du="http://schemas.microsoft.com/office/word/2023/wordml/word16du" xmlns:w16sdtdh="http://schemas.microsoft.com/office/word/2020/wordml/sdtdatahash" xmlns:w16sdtfl="http://schemas.microsoft.com/office/word/2024/wordml/sdtformatlock" xmlns:w16se="http://schemas.microsoft.com/office/word/2015/wordml/symex" mc:Ignorable="w14 w15 w16se w16cid w16 w16cex w16sdtdh w16sdtfl w16du">
+<w:styles xmlns:mc="http://schemas.openxmlformats.org/markup-compatibility/2006" xmlns:r="http://schemas.openxmlformats.org/officeDocument/2006/relationships" xmlns:w="http://schemas.openxmlformats.org/wordprocessingml/2006/main" xmlns:w14="http://schemas.microsoft.com/office/word/2010/wordml" xmlns:w15="http://schemas.microsoft.com/office/word/2012/wordml" xmlns:w16se="http://schemas.microsoft.com/office/word/2015/wordml/symex" mc:Ignorable="w14 w15 w16se">
   <w:docDefaults>
     <w:rPrDefault>
       <w:rPr>
@@ -10952,7 +11684,7 @@
       </w:pPr>
     </w:pPrDefault>
   </w:docDefaults>
-  <w:latentStyles w:defLockedState="0" w:defUIPriority="99" w:defSemiHidden="0" w:defUnhideWhenUsed="0" w:defQFormat="0" w:count="376">
+  <w:latentStyles w:defLockedState="0" w:defUIPriority="99" w:defSemiHidden="0" w:defUnhideWhenUsed="0" w:defQFormat="0" w:count="371">
     <w:lsdException w:name="Normal" w:uiPriority="0" w:qFormat="1"/>
     <w:lsdException w:name="heading 1" w:uiPriority="9" w:qFormat="1"/>
     <w:lsdException w:name="heading 2" w:semiHidden="1" w:uiPriority="9" w:unhideWhenUsed="1" w:qFormat="1"/>
@@ -11324,11 +12056,6 @@
     <w:lsdException w:name="List Table 5 Dark Accent 6" w:uiPriority="50"/>
     <w:lsdException w:name="List Table 6 Colorful Accent 6" w:uiPriority="51"/>
     <w:lsdException w:name="List Table 7 Colorful Accent 6" w:uiPriority="52"/>
-    <w:lsdException w:name="Mention" w:semiHidden="1" w:unhideWhenUsed="1"/>
-    <w:lsdException w:name="Smart Hyperlink" w:semiHidden="1" w:unhideWhenUsed="1"/>
-    <w:lsdException w:name="Hashtag" w:semiHidden="1" w:unhideWhenUsed="1"/>
-    <w:lsdException w:name="Unresolved Mention" w:semiHidden="1" w:unhideWhenUsed="1"/>
-    <w:lsdException w:name="Smart Link" w:semiHidden="1" w:unhideWhenUsed="1"/>
   </w:latentStyles>
   <w:style w:type="paragraph" w:default="1" w:styleId="Normal">
     <w:name w:val="Normal"/>
@@ -11455,6 +12182,7 @@
   <w:style w:type="character" w:default="1" w:styleId="DefaultParagraphFont">
     <w:name w:val="Default Paragraph Font"/>
     <w:uiPriority w:val="1"/>
+    <w:semiHidden/>
     <w:unhideWhenUsed/>
   </w:style>
   <w:style w:type="table" w:default="1" w:styleId="TableNormal">
@@ -12218,7 +12946,7 @@
       <w:u w:val="single"/>
     </w:rPr>
   </w:style>
-  <w:style w:type="character" w:styleId="UnresolvedMention">
+  <w:style w:type="character" w:customStyle="1" w:styleId="UnresolvedMention">
     <w:name w:val="Unresolved Mention"/>
     <w:basedOn w:val="DefaultParagraphFont"/>
     <w:uiPriority w:val="99"/>
